--- a/cover_file/master_cover.docx
+++ b/cover_file/master_cover.docx
@@ -1,6 +1,6 @@
 
 <file path=word/document.xml><?xml version="1.0" encoding="utf-8"?>
-<w:document xmlns:wpc="http://schemas.microsoft.com/office/word/2010/wordprocessingCanvas" xmlns:cx="http://schemas.microsoft.com/office/drawing/2014/chartex" xmlns:cx1="http://schemas.microsoft.com/office/drawing/2015/9/8/chartex" xmlns:cx2="http://schemas.microsoft.com/office/drawing/2015/10/21/chartex" xmlns:cx3="http://schemas.microsoft.com/office/drawing/2016/5/9/chartex" xmlns:cx4="http://schemas.microsoft.com/office/drawing/2016/5/10/chartex" xmlns:cx5="http://schemas.microsoft.com/office/drawing/2016/5/11/chartex" xmlns:cx6="http://schemas.microsoft.com/office/drawing/2016/5/12/chartex" xmlns:cx7="http://schemas.microsoft.com/office/drawing/2016/5/13/chartex" xmlns:cx8="http://schemas.microsoft.com/office/drawing/2016/5/14/chartex" xmlns:mc="http://schemas.openxmlformats.org/markup-compatibility/2006" xmlns:aink="http://schemas.microsoft.com/office/drawing/2016/ink" xmlns:am3d="http://schemas.microsoft.com/office/drawing/2017/model3d" xmlns:o="urn:schemas-microsoft-com:office:office" xmlns:r="http://schemas.openxmlformats.org/officeDocument/2006/relationships" xmlns:m="http://schemas.openxmlformats.org/officeDocument/2006/math" xmlns:v="urn:schemas-microsoft-com:vml" xmlns:wp14="http://schemas.microsoft.com/office/word/2010/wordprocessingDrawing" xmlns:wp="http://schemas.openxmlformats.org/drawingml/2006/wordprocessingDrawing" xmlns:w10="urn:schemas-microsoft-com:office:word" xmlns:w="http://schemas.openxmlformats.org/wordprocessingml/2006/main" xmlns:w14="http://schemas.microsoft.com/office/word/2010/wordml" xmlns:w15="http://schemas.microsoft.com/office/word/2012/wordml" xmlns:w16cex="http://schemas.microsoft.com/office/word/2018/wordml/cex" xmlns:w16cid="http://schemas.microsoft.com/office/word/2016/wordml/cid" xmlns:w16="http://schemas.microsoft.com/office/word/2018/wordml" xmlns:w16se="http://schemas.microsoft.com/office/word/2015/wordml/symex" xmlns:wpg="http://schemas.microsoft.com/office/word/2010/wordprocessingGroup" xmlns:wpi="http://schemas.microsoft.com/office/word/2010/wordprocessingInk" xmlns:wne="http://schemas.microsoft.com/office/word/2006/wordml" xmlns:wps="http://schemas.microsoft.com/office/word/2010/wordprocessingShape" mc:Ignorable="w14 w15 w16se w16cid w16 w16cex wp14">
+<w:document xmlns:wpc="http://schemas.microsoft.com/office/word/2010/wordprocessingCanvas" xmlns:cx="http://schemas.microsoft.com/office/drawing/2014/chartex" xmlns:cx1="http://schemas.microsoft.com/office/drawing/2015/9/8/chartex" xmlns:cx2="http://schemas.microsoft.com/office/drawing/2015/10/21/chartex" xmlns:cx3="http://schemas.microsoft.com/office/drawing/2016/5/9/chartex" xmlns:cx4="http://schemas.microsoft.com/office/drawing/2016/5/10/chartex" xmlns:cx5="http://schemas.microsoft.com/office/drawing/2016/5/11/chartex" xmlns:cx6="http://schemas.microsoft.com/office/drawing/2016/5/12/chartex" xmlns:cx7="http://schemas.microsoft.com/office/drawing/2016/5/13/chartex" xmlns:cx8="http://schemas.microsoft.com/office/drawing/2016/5/14/chartex" xmlns:mc="http://schemas.openxmlformats.org/markup-compatibility/2006" xmlns:aink="http://schemas.microsoft.com/office/drawing/2016/ink" xmlns:am3d="http://schemas.microsoft.com/office/drawing/2017/model3d" xmlns:o="urn:schemas-microsoft-com:office:office" xmlns:oel="http://schemas.microsoft.com/office/2019/extlst" xmlns:r="http://schemas.openxmlformats.org/officeDocument/2006/relationships" xmlns:m="http://schemas.openxmlformats.org/officeDocument/2006/math" xmlns:v="urn:schemas-microsoft-com:vml" xmlns:wp14="http://schemas.microsoft.com/office/word/2010/wordprocessingDrawing" xmlns:wp="http://schemas.openxmlformats.org/drawingml/2006/wordprocessingDrawing" xmlns:w10="urn:schemas-microsoft-com:office:word" xmlns:w="http://schemas.openxmlformats.org/wordprocessingml/2006/main" xmlns:w14="http://schemas.microsoft.com/office/word/2010/wordml" xmlns:w15="http://schemas.microsoft.com/office/word/2012/wordml" xmlns:w16cex="http://schemas.microsoft.com/office/word/2018/wordml/cex" xmlns:w16cid="http://schemas.microsoft.com/office/word/2016/wordml/cid" xmlns:w16="http://schemas.microsoft.com/office/word/2018/wordml" xmlns:w16du="http://schemas.microsoft.com/office/word/2023/wordml/word16du" xmlns:w16sdtdh="http://schemas.microsoft.com/office/word/2020/wordml/sdtdatahash" xmlns:w16sdtfl="http://schemas.microsoft.com/office/word/2024/wordml/sdtformatlock" xmlns:w16se="http://schemas.microsoft.com/office/word/2015/wordml/symex" xmlns:wpg="http://schemas.microsoft.com/office/word/2010/wordprocessingGroup" xmlns:wpi="http://schemas.microsoft.com/office/word/2010/wordprocessingInk" xmlns:wne="http://schemas.microsoft.com/office/word/2006/wordml" xmlns:wps="http://schemas.microsoft.com/office/word/2010/wordprocessingShape" mc:Ignorable="w14 w15 w16se w16cid w16 w16cex w16sdtdh w16sdtfl w16du wp14">
   <w:body>
     <w:p>
       <w:pPr>
@@ -99,6 +99,14 @@
           <w:spacing w:val="20"/>
           <w:sz w:val="84"/>
         </w:rPr>
+        <w:t>专业学位</w:t>
+      </w:r>
+      <w:r>
+        <w:rPr>
+          <w:rFonts w:ascii="黑体" w:eastAsia="黑体" w:hint="eastAsia"/>
+          <w:spacing w:val="20"/>
+          <w:sz w:val="84"/>
+        </w:rPr>
         <w:t>硕士学位论文</w:t>
       </w:r>
     </w:p>
@@ -156,14 +164,7 @@
                 <w:rFonts w:eastAsia="黑体" w:hint="eastAsia"/>
                 <w:sz w:val="44"/>
               </w:rPr>
-              <w:t>LaTeX</w:t>
-            </w:r>
-            <w:r>
-              <w:rPr>
-                <w:rFonts w:eastAsia="黑体" w:hint="eastAsia"/>
-                <w:sz w:val="44"/>
-              </w:rPr>
-              <w:t>模板使用说明</w:t>
+              <w:t>涵道风扇无人机的飞行控制与轨迹规划</w:t>
             </w:r>
           </w:p>
         </w:tc>
@@ -182,10 +183,17 @@
               <w:spacing w:line="600" w:lineRule="exact"/>
               <w:jc w:val="center"/>
               <w:rPr>
-                <w:rFonts w:eastAsia="黑体"/>
+                <w:rFonts w:eastAsia="黑体" w:hint="eastAsia"/>
                 <w:sz w:val="44"/>
               </w:rPr>
             </w:pPr>
+            <w:r>
+              <w:rPr>
+                <w:rFonts w:eastAsia="黑体" w:hint="eastAsia"/>
+                <w:sz w:val="44"/>
+              </w:rPr>
+              <w:t>设计研究</w:t>
+            </w:r>
           </w:p>
         </w:tc>
       </w:tr>
@@ -274,20 +282,20 @@
               <w:spacing w:line="600" w:lineRule="exact"/>
               <w:jc w:val="center"/>
               <w:rPr>
-                <w:rFonts w:eastAsia="黑体"/>
-                <w:spacing w:val="30"/>
-                <w:kern w:val="10"/>
-                <w:sz w:val="32"/>
-              </w:rPr>
-            </w:pPr>
-            <w:r>
-              <w:rPr>
                 <w:rFonts w:eastAsia="黑体" w:hint="eastAsia"/>
                 <w:spacing w:val="30"/>
                 <w:kern w:val="10"/>
                 <w:sz w:val="32"/>
               </w:rPr>
-              <w:t>蒙超恒</w:t>
+            </w:pPr>
+            <w:r>
+              <w:rPr>
+                <w:rFonts w:eastAsia="黑体" w:hint="eastAsia"/>
+                <w:spacing w:val="30"/>
+                <w:kern w:val="10"/>
+                <w:sz w:val="32"/>
+              </w:rPr>
+              <w:t>单喜龙</w:t>
             </w:r>
           </w:p>
         </w:tc>
@@ -337,20 +345,20 @@
               <w:spacing w:line="600" w:lineRule="exact"/>
               <w:jc w:val="center"/>
               <w:rPr>
-                <w:rFonts w:eastAsia="黑体"/>
-                <w:spacing w:val="30"/>
-                <w:kern w:val="10"/>
-                <w:sz w:val="32"/>
-              </w:rPr>
-            </w:pPr>
-            <w:r>
-              <w:rPr>
                 <w:rFonts w:eastAsia="黑体" w:hint="eastAsia"/>
                 <w:spacing w:val="30"/>
                 <w:kern w:val="10"/>
                 <w:sz w:val="32"/>
               </w:rPr>
-              <w:t>控制科学与工程</w:t>
+            </w:pPr>
+            <w:r>
+              <w:rPr>
+                <w:rFonts w:eastAsia="黑体" w:hint="eastAsia"/>
+                <w:spacing w:val="30"/>
+                <w:kern w:val="10"/>
+                <w:sz w:val="32"/>
+              </w:rPr>
+              <w:t>电子信息硕士</w:t>
             </w:r>
           </w:p>
         </w:tc>
@@ -432,6 +440,78 @@
                 <w:sz w:val="32"/>
               </w:rPr>
               <w:t>教授</w:t>
+            </w:r>
+          </w:p>
+        </w:tc>
+      </w:tr>
+      <w:tr>
+        <w:trPr>
+          <w:trHeight w:val="558"/>
+        </w:trPr>
+        <w:tc>
+          <w:tcPr>
+            <w:tcW w:w="2590" w:type="dxa"/>
+            <w:vAlign w:val="bottom"/>
+          </w:tcPr>
+          <w:p>
+            <w:pPr>
+              <w:spacing w:line="600" w:lineRule="exact"/>
+              <w:jc w:val="distribute"/>
+              <w:rPr>
+                <w:rFonts w:eastAsia="黑体" w:hint="eastAsia"/>
+                <w:spacing w:val="30"/>
+                <w:kern w:val="10"/>
+                <w:sz w:val="32"/>
+              </w:rPr>
+            </w:pPr>
+          </w:p>
+        </w:tc>
+        <w:tc>
+          <w:tcPr>
+            <w:tcW w:w="4164" w:type="dxa"/>
+            <w:tcBorders>
+              <w:top w:val="single" w:sz="4" w:space="0" w:color="auto"/>
+              <w:bottom w:val="single" w:sz="4" w:space="0" w:color="auto"/>
+            </w:tcBorders>
+            <w:vAlign w:val="bottom"/>
+          </w:tcPr>
+          <w:p>
+            <w:pPr>
+              <w:spacing w:line="600" w:lineRule="exact"/>
+              <w:jc w:val="center"/>
+              <w:rPr>
+                <w:rFonts w:eastAsia="黑体" w:hint="eastAsia"/>
+                <w:spacing w:val="30"/>
+                <w:kern w:val="10"/>
+                <w:sz w:val="32"/>
+              </w:rPr>
+            </w:pPr>
+            <w:r>
+              <w:rPr>
+                <w:rFonts w:eastAsia="黑体" w:hint="eastAsia"/>
+                <w:spacing w:val="30"/>
+                <w:kern w:val="10"/>
+                <w:sz w:val="32"/>
+              </w:rPr>
+              <w:t>李明杰</w:t>
+            </w:r>
+            <w:r>
+              <w:rPr>
+                <w:rFonts w:eastAsia="黑体" w:hint="eastAsia"/>
+                <w:spacing w:val="30"/>
+                <w:kern w:val="10"/>
+                <w:sz w:val="32"/>
+              </w:rPr>
+              <w:t xml:space="preserve"> </w:t>
+            </w:r>
+            <w:r>
+              <w:rPr>
+                <w:rFonts w:eastAsia="黑体" w:hint="eastAsia"/>
+                <w:spacing w:val="30"/>
+                <w:kern w:val="10"/>
+                <w:sz w:val="32"/>
+              </w:rPr>
+              <w:t>正高级工程师</w:t>
             </w:r>
           </w:p>
         </w:tc>
@@ -560,7 +640,7 @@
                 <w:kern w:val="10"/>
                 <w:sz w:val="32"/>
               </w:rPr>
-              <w:t>2020</w:t>
+              <w:t>202</w:t>
             </w:r>
             <w:r>
               <w:rPr>
@@ -569,7 +649,7 @@
                 <w:kern w:val="10"/>
                 <w:sz w:val="32"/>
               </w:rPr>
-              <w:t>年</w:t>
+              <w:t>5</w:t>
             </w:r>
             <w:r>
               <w:rPr>
@@ -578,7 +658,16 @@
                 <w:kern w:val="10"/>
                 <w:sz w:val="32"/>
               </w:rPr>
-              <w:t>6</w:t>
+              <w:t>年</w:t>
+            </w:r>
+            <w:r>
+              <w:rPr>
+                <w:rFonts w:eastAsia="黑体" w:hint="eastAsia"/>
+                <w:spacing w:val="30"/>
+                <w:kern w:val="10"/>
+                <w:sz w:val="32"/>
+              </w:rPr>
+              <w:t>4</w:t>
             </w:r>
             <w:r>
               <w:rPr>
@@ -596,50 +685,30 @@
     <w:p>
       <w:pPr>
         <w:rPr>
-          <w:rFonts w:ascii="黑体" w:eastAsia="黑体" w:hAnsi="黑体" w:cs="黑体"/>
-        </w:rPr>
-      </w:pPr>
-    </w:p>
-    <w:p>
-      <w:pPr>
-        <w:rPr>
-          <w:rFonts w:ascii="黑体" w:eastAsia="黑体" w:hAnsi="黑体" w:cs="黑体"/>
-        </w:rPr>
-      </w:pPr>
-    </w:p>
-    <w:p>
-      <w:pPr>
-        <w:rPr>
-          <w:rFonts w:ascii="黑体" w:eastAsia="黑体" w:hAnsi="黑体" w:cs="黑体"/>
-        </w:rPr>
-      </w:pPr>
-    </w:p>
-    <w:p>
-      <w:pPr>
-        <w:rPr>
-          <w:rFonts w:ascii="黑体" w:eastAsia="黑体" w:hAnsi="黑体" w:cs="黑体"/>
-        </w:rPr>
-      </w:pPr>
-    </w:p>
-    <w:p>
-      <w:pPr>
-        <w:rPr>
-          <w:rFonts w:ascii="黑体" w:eastAsia="黑体" w:hAnsi="黑体" w:cs="黑体"/>
-        </w:rPr>
-      </w:pPr>
-      <w:r>
-        <w:rPr>
           <w:rFonts w:ascii="黑体" w:eastAsia="黑体" w:hAnsi="黑体" w:cs="黑体" w:hint="eastAsia"/>
         </w:rPr>
-        <w:br w:type="page"/>
-      </w:r>
+      </w:pPr>
+    </w:p>
+    <w:p>
+      <w:pPr>
+        <w:rPr>
+          <w:rFonts w:ascii="黑体" w:eastAsia="黑体" w:hAnsi="黑体" w:cs="黑体" w:hint="eastAsia"/>
+        </w:rPr>
+      </w:pPr>
+    </w:p>
+    <w:p>
+      <w:pPr>
+        <w:rPr>
+          <w:rFonts w:ascii="黑体" w:eastAsia="黑体" w:hAnsi="黑体" w:cs="黑体" w:hint="eastAsia"/>
+        </w:rPr>
+      </w:pPr>
     </w:p>
     <w:p>
       <w:pPr>
         <w:widowControl/>
         <w:jc w:val="left"/>
         <w:rPr>
-          <w:rFonts w:ascii="黑体" w:eastAsia="黑体" w:hAnsi="黑体" w:cs="黑体"/>
+          <w:rFonts w:ascii="黑体" w:eastAsia="黑体" w:hAnsi="黑体" w:cs="黑体" w:hint="eastAsia"/>
         </w:rPr>
       </w:pPr>
       <w:r>
@@ -681,7 +750,7 @@
           <w:sz w:val="36"/>
           <w:szCs w:val="36"/>
         </w:rPr>
-        <w:t>LaTeX template instructions</w:t>
+        <w:t>Research on Flight Control and Trajectory Planning Design for Ducted Fan UAV</w:t>
       </w:r>
     </w:p>
     <w:p>
@@ -764,6 +833,7 @@
         <w:spacing w:before="50" w:after="50" w:line="360" w:lineRule="auto"/>
         <w:ind w:leftChars="800" w:left="1680" w:firstLine="602"/>
         <w:rPr>
+          <w:rFonts w:hint="eastAsia"/>
           <w:b/>
           <w:color w:val="000000"/>
           <w:sz w:val="30"/>
@@ -792,22 +862,12 @@
       </w:r>
       <w:r>
         <w:rPr>
-          <w:rFonts w:hint="eastAsia"/>
           <w:b/>
           <w:color w:val="000000"/>
           <w:sz w:val="30"/>
           <w:szCs w:val="30"/>
         </w:rPr>
-        <w:t>C</w:t>
-      </w:r>
-      <w:r>
-        <w:rPr>
-          <w:b/>
-          <w:color w:val="000000"/>
-          <w:sz w:val="30"/>
-          <w:szCs w:val="30"/>
-        </w:rPr>
-        <w:t>haoheng Meng</w:t>
+        <w:t>Xilong Shan</w:t>
       </w:r>
     </w:p>
     <w:p>
@@ -970,56 +1030,56 @@
     <w:p>
       <w:pPr>
         <w:rPr>
-          <w:rFonts w:ascii="黑体" w:eastAsia="黑体" w:hAnsi="黑体" w:cs="黑体"/>
-        </w:rPr>
-      </w:pPr>
-    </w:p>
-    <w:p>
-      <w:pPr>
-        <w:rPr>
-          <w:rFonts w:ascii="黑体" w:eastAsia="黑体" w:hAnsi="黑体" w:cs="黑体"/>
-        </w:rPr>
-      </w:pPr>
-    </w:p>
-    <w:p>
-      <w:pPr>
-        <w:rPr>
-          <w:rFonts w:ascii="黑体" w:eastAsia="黑体" w:hAnsi="黑体" w:cs="黑体"/>
-        </w:rPr>
-      </w:pPr>
-    </w:p>
-    <w:p>
-      <w:pPr>
-        <w:rPr>
-          <w:rFonts w:ascii="黑体" w:eastAsia="黑体" w:hAnsi="黑体" w:cs="黑体"/>
-        </w:rPr>
-      </w:pPr>
-    </w:p>
-    <w:p>
-      <w:pPr>
-        <w:rPr>
-          <w:rFonts w:ascii="黑体" w:eastAsia="黑体" w:hAnsi="黑体" w:cs="黑体"/>
-        </w:rPr>
-      </w:pPr>
-    </w:p>
-    <w:p>
-      <w:pPr>
-        <w:rPr>
-          <w:rFonts w:ascii="黑体" w:eastAsia="黑体" w:hAnsi="黑体" w:cs="黑体"/>
-        </w:rPr>
-      </w:pPr>
-    </w:p>
-    <w:p>
-      <w:pPr>
-        <w:rPr>
-          <w:rFonts w:ascii="黑体" w:eastAsia="黑体" w:hAnsi="黑体" w:cs="黑体"/>
-        </w:rPr>
-      </w:pPr>
-    </w:p>
-    <w:p>
-      <w:pPr>
-        <w:rPr>
-          <w:rFonts w:ascii="黑体" w:eastAsia="黑体" w:hAnsi="黑体" w:cs="黑体"/>
+          <w:rFonts w:ascii="黑体" w:eastAsia="黑体" w:hAnsi="黑体" w:cs="黑体" w:hint="eastAsia"/>
+        </w:rPr>
+      </w:pPr>
+    </w:p>
+    <w:p>
+      <w:pPr>
+        <w:rPr>
+          <w:rFonts w:ascii="黑体" w:eastAsia="黑体" w:hAnsi="黑体" w:cs="黑体" w:hint="eastAsia"/>
+        </w:rPr>
+      </w:pPr>
+    </w:p>
+    <w:p>
+      <w:pPr>
+        <w:rPr>
+          <w:rFonts w:ascii="黑体" w:eastAsia="黑体" w:hAnsi="黑体" w:cs="黑体" w:hint="eastAsia"/>
+        </w:rPr>
+      </w:pPr>
+    </w:p>
+    <w:p>
+      <w:pPr>
+        <w:rPr>
+          <w:rFonts w:ascii="黑体" w:eastAsia="黑体" w:hAnsi="黑体" w:cs="黑体" w:hint="eastAsia"/>
+        </w:rPr>
+      </w:pPr>
+    </w:p>
+    <w:p>
+      <w:pPr>
+        <w:rPr>
+          <w:rFonts w:ascii="黑体" w:eastAsia="黑体" w:hAnsi="黑体" w:cs="黑体" w:hint="eastAsia"/>
+        </w:rPr>
+      </w:pPr>
+    </w:p>
+    <w:p>
+      <w:pPr>
+        <w:rPr>
+          <w:rFonts w:ascii="黑体" w:eastAsia="黑体" w:hAnsi="黑体" w:cs="黑体" w:hint="eastAsia"/>
+        </w:rPr>
+      </w:pPr>
+    </w:p>
+    <w:p>
+      <w:pPr>
+        <w:rPr>
+          <w:rFonts w:ascii="黑体" w:eastAsia="黑体" w:hAnsi="黑体" w:cs="黑体" w:hint="eastAsia"/>
+        </w:rPr>
+      </w:pPr>
+    </w:p>
+    <w:p>
+      <w:pPr>
+        <w:rPr>
+          <w:rFonts w:ascii="黑体" w:eastAsia="黑体" w:hAnsi="黑体" w:cs="黑体" w:hint="eastAsia"/>
         </w:rPr>
       </w:pPr>
       <w:r>
@@ -1180,7 +1240,7 @@
           <w:sz w:val="28"/>
           <w:szCs w:val="28"/>
         </w:rPr>
-        <w:t>201720116</w:t>
+        <w:t>20</w:t>
       </w:r>
       <w:r>
         <w:rPr>
@@ -1190,7 +1250,7 @@
           <w:sz w:val="28"/>
           <w:szCs w:val="28"/>
         </w:rPr>
-        <w:t>273</w:t>
+        <w:t>2221017924</w:t>
       </w:r>
       <w:r>
         <w:rPr>
@@ -1270,27 +1330,42 @@
         <w:spacing w:before="50" w:after="50" w:line="360" w:lineRule="auto"/>
         <w:jc w:val="center"/>
         <w:rPr>
-          <w:color w:val="000000"/>
-        </w:rPr>
-      </w:pPr>
-      <w:r>
-        <w:rPr>
-          <w:rFonts w:ascii="黑体" w:eastAsia="黑体" w:hint="eastAsia"/>
+          <w:rFonts w:ascii="黑体" w:eastAsia="黑体"/>
           <w:b/>
           <w:color w:val="000000"/>
           <w:sz w:val="44"/>
           <w:szCs w:val="44"/>
         </w:rPr>
-        <w:t>LaTeX模板使用说明</w:t>
+      </w:pPr>
+      <w:r>
+        <w:rPr>
+          <w:rFonts w:ascii="黑体" w:eastAsia="黑体"/>
+          <w:b/>
+          <w:color w:val="000000"/>
+          <w:sz w:val="44"/>
+          <w:szCs w:val="44"/>
+        </w:rPr>
+        <w:t>涵道风扇无人机的飞行控制与轨迹规划</w:t>
       </w:r>
     </w:p>
     <w:p>
       <w:pPr>
         <w:spacing w:before="50" w:after="50" w:line="360" w:lineRule="auto"/>
-        <w:rPr>
-          <w:color w:val="000000"/>
-        </w:rPr>
-      </w:pPr>
+        <w:jc w:val="center"/>
+        <w:rPr>
+          <w:color w:val="000000"/>
+        </w:rPr>
+      </w:pPr>
+      <w:r>
+        <w:rPr>
+          <w:rFonts w:ascii="黑体" w:eastAsia="黑体"/>
+          <w:b/>
+          <w:color w:val="000000"/>
+          <w:sz w:val="44"/>
+          <w:szCs w:val="44"/>
+        </w:rPr>
+        <w:t>设计研究</w:t>
+      </w:r>
     </w:p>
     <w:p>
       <w:pPr>
@@ -1323,6 +1398,14 @@
           <w:color w:val="000000"/>
         </w:rPr>
       </w:pPr>
+    </w:p>
+    <w:p>
+      <w:pPr>
+        <w:spacing w:before="50" w:after="50" w:line="360" w:lineRule="auto"/>
+        <w:rPr>
+          <w:color w:val="000000"/>
+        </w:rPr>
+      </w:pPr>
       <w:r>
         <w:rPr>
           <w:color w:val="000000"/>
@@ -1341,7 +1424,7 @@
           <w:rFonts w:hint="eastAsia"/>
           <w:color w:val="000000"/>
         </w:rPr>
-        <w:t>蒙超恒</w:t>
+        <w:t>单喜龙</w:t>
       </w:r>
       <w:r>
         <w:rPr>
@@ -1484,7 +1567,14 @@
           <w:rFonts w:hint="eastAsia"/>
           <w:color w:val="000000"/>
         </w:rPr>
-        <w:t>学科专业名称：控制科学与工程</w:t>
+        <w:t>学科专业名称：</w:t>
+      </w:r>
+      <w:r>
+        <w:rPr>
+          <w:rFonts w:hint="eastAsia"/>
+          <w:color w:val="000000"/>
+        </w:rPr>
+        <w:t>电子信息</w:t>
       </w:r>
     </w:p>
     <w:p>
@@ -1519,7 +1609,28 @@
           <w:rFonts w:hint="eastAsia"/>
           <w:color w:val="000000"/>
         </w:rPr>
-        <w:t>涵道无人机控制</w:t>
+        <w:t>涵道无人机</w:t>
+      </w:r>
+      <w:r>
+        <w:rPr>
+          <w:rFonts w:hint="eastAsia"/>
+          <w:color w:val="000000"/>
+        </w:rPr>
+        <w:t>飞行</w:t>
+      </w:r>
+      <w:r>
+        <w:rPr>
+          <w:rFonts w:hint="eastAsia"/>
+          <w:color w:val="000000"/>
+        </w:rPr>
+        <w:t>控制</w:t>
+      </w:r>
+      <w:r>
+        <w:rPr>
+          <w:rFonts w:hint="eastAsia"/>
+          <w:color w:val="000000"/>
+        </w:rPr>
+        <w:t>与轨迹规划</w:t>
       </w:r>
     </w:p>
     <w:p>
@@ -1547,7 +1658,14 @@
           <w:rFonts w:hint="eastAsia"/>
           <w:color w:val="000000"/>
         </w:rPr>
-        <w:t>2020</w:t>
+        <w:t>202</w:t>
+      </w:r>
+      <w:r>
+        <w:rPr>
+          <w:rFonts w:hint="eastAsia"/>
+          <w:color w:val="000000"/>
+        </w:rPr>
+        <w:t>5</w:t>
       </w:r>
       <w:r>
         <w:rPr>
@@ -1567,6 +1685,100 @@
           <w:rFonts w:hint="eastAsia"/>
           <w:color w:val="000000"/>
         </w:rPr>
+        <w:t>4</w:t>
+      </w:r>
+      <w:r>
+        <w:rPr>
+          <w:rFonts w:hint="eastAsia"/>
+          <w:color w:val="000000"/>
+        </w:rPr>
+        <w:t xml:space="preserve"> </w:t>
+      </w:r>
+      <w:r>
+        <w:rPr>
+          <w:color w:val="000000"/>
+        </w:rPr>
+        <w:t>月</w:t>
+      </w:r>
+      <w:r>
+        <w:rPr>
+          <w:rFonts w:hint="eastAsia"/>
+          <w:color w:val="000000"/>
+        </w:rPr>
+        <w:t xml:space="preserve"> </w:t>
+      </w:r>
+      <w:r>
+        <w:rPr>
+          <w:rFonts w:hint="eastAsia"/>
+          <w:color w:val="000000"/>
+        </w:rPr>
+        <w:t>22</w:t>
+      </w:r>
+      <w:r>
+        <w:rPr>
+          <w:rFonts w:hint="eastAsia"/>
+          <w:color w:val="000000"/>
+        </w:rPr>
+        <w:t xml:space="preserve"> </w:t>
+      </w:r>
+      <w:r>
+        <w:rPr>
+          <w:color w:val="000000"/>
+        </w:rPr>
+        <w:t>日</w:t>
+      </w:r>
+      <w:r>
+        <w:rPr>
+          <w:rFonts w:hint="eastAsia"/>
+          <w:color w:val="000000"/>
+        </w:rPr>
+        <w:t xml:space="preserve">      </w:t>
+      </w:r>
+      <w:r>
+        <w:rPr>
+          <w:color w:val="000000"/>
+        </w:rPr>
+        <w:t>论文答辩日期</w:t>
+      </w:r>
+      <w:r>
+        <w:rPr>
+          <w:rFonts w:hint="eastAsia"/>
+          <w:color w:val="000000"/>
+        </w:rPr>
+        <w:t>：</w:t>
+      </w:r>
+      <w:r>
+        <w:rPr>
+          <w:rFonts w:hint="eastAsia"/>
+          <w:color w:val="000000"/>
+        </w:rPr>
+        <w:t>202</w:t>
+      </w:r>
+      <w:r>
+        <w:rPr>
+          <w:rFonts w:hint="eastAsia"/>
+          <w:color w:val="000000"/>
+        </w:rPr>
+        <w:t>5</w:t>
+      </w:r>
+      <w:r>
+        <w:rPr>
+          <w:color w:val="000000"/>
+        </w:rPr>
+        <w:t>年</w:t>
+      </w:r>
+      <w:r>
+        <w:rPr>
+          <w:rFonts w:hint="eastAsia"/>
+          <w:color w:val="000000"/>
+        </w:rPr>
+        <w:t xml:space="preserve"> </w:t>
+      </w:r>
+      <w:r>
+        <w:rPr>
+          <w:rFonts w:hint="eastAsia"/>
+          <w:color w:val="000000"/>
+        </w:rPr>
         <w:t>6</w:t>
       </w:r>
       <w:r>
@@ -1587,33 +1799,74 @@
           <w:rFonts w:hint="eastAsia"/>
           <w:color w:val="000000"/>
         </w:rPr>
-        <w:t xml:space="preserve"> 15</w:t>
-      </w:r>
-      <w:r>
-        <w:rPr>
-          <w:rFonts w:hint="eastAsia"/>
-          <w:color w:val="000000"/>
-        </w:rPr>
         <w:t xml:space="preserve"> </w:t>
       </w:r>
       <w:r>
         <w:rPr>
+          <w:rFonts w:hint="eastAsia"/>
+          <w:color w:val="000000"/>
+        </w:rPr>
+        <w:t>2</w:t>
+      </w:r>
+      <w:r>
+        <w:rPr>
+          <w:rFonts w:hint="eastAsia"/>
+          <w:color w:val="000000"/>
+        </w:rPr>
+        <w:t xml:space="preserve"> </w:t>
+      </w:r>
+      <w:r>
+        <w:rPr>
           <w:color w:val="000000"/>
         </w:rPr>
         <w:t>日</w:t>
       </w:r>
-      <w:r>
-        <w:rPr>
-          <w:rFonts w:hint="eastAsia"/>
-          <w:color w:val="000000"/>
-        </w:rPr>
-        <w:t xml:space="preserve">      </w:t>
-      </w:r>
-      <w:r>
-        <w:rPr>
-          <w:color w:val="000000"/>
-        </w:rPr>
-        <w:t>论文答辩日期</w:t>
+    </w:p>
+    <w:p>
+      <w:pPr>
+        <w:spacing w:line="480" w:lineRule="auto"/>
+        <w:rPr>
+          <w:color w:val="000000"/>
+        </w:rPr>
+      </w:pPr>
+      <w:r>
+        <w:rPr>
+          <w:color w:val="000000"/>
+        </w:rPr>
+        <w:t>学位授予单位</w:t>
+      </w:r>
+      <w:r>
+        <w:rPr>
+          <w:rFonts w:hint="eastAsia"/>
+          <w:color w:val="000000"/>
+        </w:rPr>
+        <w:t>：华南理工大学</w:t>
+      </w:r>
+      <w:r>
+        <w:rPr>
+          <w:rFonts w:hint="eastAsia"/>
+          <w:color w:val="000000"/>
+        </w:rPr>
+        <w:t xml:space="preserve">        </w:t>
+      </w:r>
+      <w:r>
+        <w:rPr>
+          <w:color w:val="000000"/>
+        </w:rPr>
+        <w:t xml:space="preserve"> </w:t>
+      </w:r>
+      <w:r>
+        <w:rPr>
+          <w:rFonts w:hint="eastAsia"/>
+          <w:color w:val="000000"/>
+        </w:rPr>
+        <w:t xml:space="preserve">  </w:t>
+      </w:r>
+      <w:r>
+        <w:rPr>
+          <w:color w:val="000000"/>
+        </w:rPr>
+        <w:t>学位授予日期</w:t>
       </w:r>
       <w:r>
         <w:rPr>
@@ -1627,7 +1880,7 @@
           <w:rFonts w:hint="eastAsia"/>
           <w:color w:val="000000"/>
         </w:rPr>
-        <w:t>2020</w:t>
+        <w:t xml:space="preserve">     </w:t>
       </w:r>
       <w:r>
         <w:rPr>
@@ -1640,121 +1893,99 @@
           <w:rFonts w:hint="eastAsia"/>
           <w:color w:val="000000"/>
         </w:rPr>
+        <w:t xml:space="preserve">   </w:t>
+      </w:r>
+      <w:r>
+        <w:rPr>
+          <w:color w:val="000000"/>
+        </w:rPr>
+        <w:t>月</w:t>
+      </w:r>
+      <w:r>
+        <w:rPr>
+          <w:rFonts w:hint="eastAsia"/>
+          <w:color w:val="000000"/>
+        </w:rPr>
+        <w:t xml:space="preserve">   </w:t>
+      </w:r>
+      <w:r>
+        <w:rPr>
+          <w:color w:val="000000"/>
+        </w:rPr>
+        <w:t>日</w:t>
+      </w:r>
+    </w:p>
+    <w:p>
+      <w:pPr>
+        <w:spacing w:line="480" w:lineRule="auto"/>
+        <w:rPr>
+          <w:color w:val="000000"/>
+        </w:rPr>
+      </w:pPr>
+      <w:r>
+        <w:rPr>
+          <w:rFonts w:hint="eastAsia"/>
+          <w:color w:val="000000"/>
+        </w:rPr>
+        <w:t>答辩委员会成员：</w:t>
+      </w:r>
+    </w:p>
+    <w:p>
+      <w:pPr>
+        <w:rPr>
+          <w:color w:val="000000"/>
+        </w:rPr>
+      </w:pPr>
+      <w:r>
+        <w:rPr>
+          <w:rFonts w:hint="eastAsia"/>
+          <w:color w:val="000000"/>
+        </w:rPr>
+        <w:t>主席：</w:t>
+      </w:r>
+      <w:r>
+        <w:rPr>
+          <w:rFonts w:hint="eastAsia"/>
+          <w:color w:val="000000"/>
+          <w:u w:val="single"/>
+        </w:rPr>
+        <w:t xml:space="preserve">     </w:t>
+      </w:r>
+      <w:r>
+        <w:rPr>
+          <w:rFonts w:hint="eastAsia"/>
+          <w:color w:val="000000"/>
+        </w:rPr>
         <w:t xml:space="preserve"> </w:t>
       </w:r>
-      <w:r>
-        <w:rPr>
-          <w:rFonts w:hint="eastAsia"/>
-          <w:color w:val="000000"/>
-        </w:rPr>
-        <w:t>7</w:t>
-      </w:r>
-      <w:r>
-        <w:rPr>
-          <w:rFonts w:hint="eastAsia"/>
-          <w:color w:val="000000"/>
-        </w:rPr>
-        <w:t xml:space="preserve"> </w:t>
-      </w:r>
-      <w:r>
-        <w:rPr>
-          <w:color w:val="000000"/>
-        </w:rPr>
-        <w:t>月</w:t>
-      </w:r>
-      <w:r>
-        <w:rPr>
-          <w:rFonts w:hint="eastAsia"/>
-          <w:color w:val="000000"/>
-        </w:rPr>
-        <w:t xml:space="preserve"> </w:t>
-      </w:r>
-      <w:r>
-        <w:rPr>
-          <w:rFonts w:hint="eastAsia"/>
-          <w:color w:val="000000"/>
-        </w:rPr>
-        <w:t>10</w:t>
-      </w:r>
-      <w:r>
-        <w:rPr>
-          <w:rFonts w:hint="eastAsia"/>
-          <w:color w:val="000000"/>
-        </w:rPr>
-        <w:t xml:space="preserve"> </w:t>
-      </w:r>
-      <w:r>
-        <w:rPr>
-          <w:color w:val="000000"/>
-        </w:rPr>
-        <w:t>日</w:t>
-      </w:r>
-    </w:p>
-    <w:p>
-      <w:pPr>
-        <w:spacing w:line="480" w:lineRule="auto"/>
-        <w:rPr>
-          <w:color w:val="000000"/>
-        </w:rPr>
-      </w:pPr>
-      <w:r>
-        <w:rPr>
-          <w:color w:val="000000"/>
-        </w:rPr>
-        <w:t>学位授予单位</w:t>
-      </w:r>
-      <w:r>
-        <w:rPr>
-          <w:rFonts w:hint="eastAsia"/>
-          <w:color w:val="000000"/>
-        </w:rPr>
-        <w:t>：华南理工大学</w:t>
-      </w:r>
-      <w:r>
-        <w:rPr>
-          <w:rFonts w:hint="eastAsia"/>
-          <w:color w:val="000000"/>
-        </w:rPr>
-        <w:t xml:space="preserve">        </w:t>
-      </w:r>
-      <w:r>
-        <w:rPr>
-          <w:color w:val="000000"/>
-        </w:rPr>
-        <w:t xml:space="preserve"> </w:t>
-      </w:r>
-      <w:r>
-        <w:rPr>
-          <w:rFonts w:hint="eastAsia"/>
-          <w:color w:val="000000"/>
-        </w:rPr>
-        <w:t xml:space="preserve">  </w:t>
-      </w:r>
-      <w:r>
-        <w:rPr>
-          <w:color w:val="000000"/>
-        </w:rPr>
-        <w:t>学位授予日期</w:t>
-      </w:r>
-      <w:r>
-        <w:rPr>
-          <w:rFonts w:hint="eastAsia"/>
-          <w:color w:val="000000"/>
-        </w:rPr>
-        <w:t>：</w:t>
-      </w:r>
-      <w:r>
-        <w:rPr>
-          <w:rFonts w:hint="eastAsia"/>
-          <w:color w:val="000000"/>
-        </w:rPr>
-        <w:t xml:space="preserve">     </w:t>
-      </w:r>
-      <w:r>
-        <w:rPr>
-          <w:color w:val="000000"/>
-        </w:rPr>
-        <w:t>年</w:t>
+    </w:p>
+    <w:p>
+      <w:pPr>
+        <w:rPr>
+          <w:color w:val="000000"/>
+        </w:rPr>
+      </w:pPr>
+    </w:p>
+    <w:p>
+      <w:pPr>
+        <w:rPr>
+          <w:color w:val="000000"/>
+        </w:rPr>
+      </w:pPr>
+      <w:r>
+        <w:rPr>
+          <w:rFonts w:hint="eastAsia"/>
+          <w:color w:val="000000"/>
+        </w:rPr>
+        <w:t>委员：</w:t>
+      </w:r>
+      <w:r>
+        <w:rPr>
+          <w:rFonts w:hint="eastAsia"/>
+          <w:color w:val="000000"/>
+          <w:u w:val="single"/>
+        </w:rPr>
+        <w:t xml:space="preserve">                                      </w:t>
       </w:r>
       <w:r>
         <w:rPr>
@@ -1763,144 +1994,61 @@
         </w:rPr>
         <w:t xml:space="preserve">   </w:t>
       </w:r>
-      <w:r>
-        <w:rPr>
-          <w:color w:val="000000"/>
-        </w:rPr>
-        <w:t>月</w:t>
-      </w:r>
-      <w:r>
-        <w:rPr>
-          <w:rFonts w:hint="eastAsia"/>
-          <w:color w:val="000000"/>
-        </w:rPr>
-        <w:t xml:space="preserve">   </w:t>
-      </w:r>
-      <w:r>
-        <w:rPr>
-          <w:color w:val="000000"/>
-        </w:rPr>
-        <w:t>日</w:t>
-      </w:r>
-    </w:p>
-    <w:p>
-      <w:pPr>
-        <w:spacing w:line="480" w:lineRule="auto"/>
-        <w:rPr>
-          <w:color w:val="000000"/>
-        </w:rPr>
-      </w:pPr>
-      <w:r>
-        <w:rPr>
-          <w:rFonts w:hint="eastAsia"/>
-          <w:color w:val="000000"/>
-        </w:rPr>
-        <w:t>答辩委员会成员：</w:t>
-      </w:r>
-    </w:p>
-    <w:p>
-      <w:pPr>
-        <w:rPr>
-          <w:color w:val="000000"/>
-        </w:rPr>
-      </w:pPr>
-      <w:r>
-        <w:rPr>
-          <w:rFonts w:hint="eastAsia"/>
-          <w:color w:val="000000"/>
-        </w:rPr>
-        <w:t>主席：</w:t>
-      </w:r>
-      <w:r>
-        <w:rPr>
-          <w:rFonts w:hint="eastAsia"/>
-          <w:color w:val="000000"/>
-          <w:u w:val="single"/>
-        </w:rPr>
-        <w:t xml:space="preserve">     </w:t>
-      </w:r>
-      <w:r>
-        <w:rPr>
-          <w:rFonts w:hint="eastAsia"/>
-          <w:color w:val="000000"/>
-        </w:rPr>
-        <w:t xml:space="preserve"> </w:t>
-      </w:r>
-    </w:p>
-    <w:p>
-      <w:pPr>
-        <w:rPr>
-          <w:color w:val="000000"/>
-        </w:rPr>
-      </w:pPr>
-    </w:p>
-    <w:p>
-      <w:pPr>
-        <w:rPr>
-          <w:color w:val="000000"/>
-        </w:rPr>
-      </w:pPr>
-      <w:r>
-        <w:rPr>
-          <w:rFonts w:hint="eastAsia"/>
-          <w:color w:val="000000"/>
-        </w:rPr>
-        <w:t>委员：</w:t>
-      </w:r>
-      <w:r>
-        <w:rPr>
-          <w:rFonts w:hint="eastAsia"/>
-          <w:color w:val="000000"/>
-          <w:u w:val="single"/>
-        </w:rPr>
-        <w:t xml:space="preserve">                                      </w:t>
-      </w:r>
-      <w:r>
-        <w:rPr>
-          <w:rFonts w:hint="eastAsia"/>
-          <w:color w:val="000000"/>
-        </w:rPr>
-        <w:t xml:space="preserve">   </w:t>
-      </w:r>
-    </w:p>
-    <w:p>
-      <w:pPr>
-        <w:rPr>
-          <w:color w:val="000000"/>
-        </w:rPr>
-      </w:pPr>
-    </w:p>
-    <w:p>
-      <w:pPr>
-        <w:rPr>
-          <w:color w:val="000000"/>
-        </w:rPr>
-      </w:pPr>
-    </w:p>
-    <w:p>
-      <w:pPr>
-        <w:rPr>
-          <w:color w:val="000000"/>
-        </w:rPr>
-      </w:pPr>
-    </w:p>
-    <w:p>
-      <w:pPr>
-        <w:rPr>
-          <w:color w:val="000000"/>
-        </w:rPr>
-      </w:pPr>
-    </w:p>
-    <w:p>
-      <w:pPr>
-        <w:rPr>
-          <w:color w:val="000000"/>
-        </w:rPr>
-      </w:pPr>
-    </w:p>
-    <w:p>
-      <w:pPr>
-        <w:rPr>
+    </w:p>
+    <w:p>
+      <w:pPr>
+        <w:rPr>
+          <w:color w:val="000000"/>
+        </w:rPr>
+      </w:pPr>
+    </w:p>
+    <w:p>
+      <w:pPr>
+        <w:rPr>
+          <w:color w:val="000000"/>
+        </w:rPr>
+      </w:pPr>
+    </w:p>
+    <w:p>
+      <w:pPr>
+        <w:rPr>
+          <w:color w:val="000000"/>
+        </w:rPr>
+      </w:pPr>
+    </w:p>
+    <w:p>
+      <w:pPr>
+        <w:widowControl/>
+        <w:jc w:val="left"/>
+        <w:rPr>
+          <w:color w:val="000000"/>
+        </w:rPr>
+      </w:pPr>
+      <w:r>
+        <w:rPr>
+          <w:color w:val="000000"/>
+        </w:rPr>
+        <w:br w:type="page"/>
+      </w:r>
+    </w:p>
+    <w:p>
+      <w:pPr>
+        <w:rPr>
+          <w:color w:val="000000"/>
+        </w:rPr>
+      </w:pPr>
+    </w:p>
+    <w:p>
+      <w:pPr>
+        <w:rPr>
+          <w:color w:val="000000"/>
+        </w:rPr>
+      </w:pPr>
+    </w:p>
+    <w:p>
+      <w:pPr>
+        <w:rPr>
+          <w:rFonts w:hint="eastAsia"/>
           <w:color w:val="000000"/>
         </w:rPr>
       </w:pPr>
@@ -2089,6 +2237,7 @@
         <w:spacing w:line="400" w:lineRule="exact"/>
         <w:ind w:firstLine="560"/>
         <w:rPr>
+          <w:rFonts w:hint="eastAsia"/>
           <w:color w:val="000000"/>
         </w:rPr>
       </w:pPr>
@@ -2132,6 +2281,7 @@
         <w:spacing w:line="400" w:lineRule="exact"/>
         <w:ind w:firstLine="560"/>
         <w:rPr>
+          <w:rFonts w:hint="eastAsia"/>
           <w:color w:val="000000"/>
         </w:rPr>
       </w:pPr>
@@ -2148,7 +2298,7 @@
         <w:spacing w:line="400" w:lineRule="exact"/>
         <w:ind w:firstLineChars="200" w:firstLine="560"/>
         <w:rPr>
-          <w:rFonts w:ascii="宋体" w:hAnsi="宋体"/>
+          <w:rFonts w:ascii="宋体" w:hAnsi="宋体" w:hint="eastAsia"/>
           <w:color w:val="000000"/>
           <w:sz w:val="28"/>
           <w:szCs w:val="21"/>
@@ -2284,7 +2434,7 @@
         <w:spacing w:line="400" w:lineRule="exact"/>
         <w:ind w:firstLineChars="200" w:firstLine="560"/>
         <w:rPr>
-          <w:rFonts w:ascii="宋体" w:hAnsi="宋体"/>
+          <w:rFonts w:ascii="宋体" w:hAnsi="宋体" w:hint="eastAsia"/>
           <w:color w:val="000000"/>
           <w:sz w:val="28"/>
           <w:szCs w:val="21"/>
@@ -2306,7 +2456,7 @@
         <w:spacing w:line="400" w:lineRule="exact"/>
         <w:ind w:firstLineChars="350" w:firstLine="980"/>
         <w:rPr>
-          <w:rFonts w:ascii="宋体" w:hAnsi="宋体"/>
+          <w:rFonts w:ascii="宋体" w:hAnsi="宋体" w:hint="eastAsia"/>
           <w:color w:val="000000"/>
           <w:sz w:val="28"/>
           <w:szCs w:val="21"/>
@@ -2328,7 +2478,7 @@
         <w:spacing w:line="400" w:lineRule="exact"/>
         <w:ind w:firstLineChars="200" w:firstLine="560"/>
         <w:rPr>
-          <w:rFonts w:ascii="宋体" w:hAnsi="宋体"/>
+          <w:rFonts w:ascii="宋体" w:hAnsi="宋体" w:hint="eastAsia"/>
           <w:color w:val="000000"/>
           <w:sz w:val="28"/>
           <w:szCs w:val="21"/>
@@ -2341,7 +2491,7 @@
         <w:spacing w:line="400" w:lineRule="exact"/>
         <w:ind w:firstLineChars="200" w:firstLine="560"/>
         <w:rPr>
-          <w:rFonts w:ascii="宋体" w:hAnsi="宋体"/>
+          <w:rFonts w:ascii="宋体" w:hAnsi="宋体" w:hint="eastAsia"/>
           <w:color w:val="000000"/>
           <w:sz w:val="28"/>
           <w:szCs w:val="21"/>
@@ -2380,7 +2530,7 @@
         <w:spacing w:line="400" w:lineRule="exact"/>
         <w:ind w:firstLineChars="200" w:firstLine="560"/>
         <w:rPr>
-          <w:rFonts w:ascii="宋体" w:hAnsi="宋体"/>
+          <w:rFonts w:ascii="宋体" w:hAnsi="宋体" w:hint="eastAsia"/>
           <w:color w:val="000000"/>
           <w:sz w:val="28"/>
           <w:szCs w:val="21"/>
@@ -2419,7 +2569,7 @@
         <w:spacing w:line="400" w:lineRule="exact"/>
         <w:ind w:firstLineChars="200" w:firstLine="560"/>
         <w:rPr>
-          <w:rFonts w:ascii="宋体" w:hAnsi="宋体"/>
+          <w:rFonts w:ascii="宋体" w:hAnsi="宋体" w:hint="eastAsia"/>
           <w:color w:val="000000"/>
           <w:sz w:val="28"/>
           <w:szCs w:val="21"/>
@@ -2518,7 +2668,7 @@
 </file>
 
 <file path=word/styles.xml><?xml version="1.0" encoding="utf-8"?>
-<w:styles xmlns:mc="http://schemas.openxmlformats.org/markup-compatibility/2006" xmlns:r="http://schemas.openxmlformats.org/officeDocument/2006/relationships" xmlns:w="http://schemas.openxmlformats.org/wordprocessingml/2006/main" xmlns:w14="http://schemas.microsoft.com/office/word/2010/wordml" xmlns:w15="http://schemas.microsoft.com/office/word/2012/wordml" xmlns:w16cex="http://schemas.microsoft.com/office/word/2018/wordml/cex" xmlns:w16cid="http://schemas.microsoft.com/office/word/2016/wordml/cid" xmlns:w16="http://schemas.microsoft.com/office/word/2018/wordml" xmlns:w16se="http://schemas.microsoft.com/office/word/2015/wordml/symex" mc:Ignorable="w14 w15 w16se w16cid w16 w16cex">
+<w:styles xmlns:mc="http://schemas.openxmlformats.org/markup-compatibility/2006" xmlns:r="http://schemas.openxmlformats.org/officeDocument/2006/relationships" xmlns:w="http://schemas.openxmlformats.org/wordprocessingml/2006/main" xmlns:w14="http://schemas.microsoft.com/office/word/2010/wordml" xmlns:w15="http://schemas.microsoft.com/office/word/2012/wordml" xmlns:w16cex="http://schemas.microsoft.com/office/word/2018/wordml/cex" xmlns:w16cid="http://schemas.microsoft.com/office/word/2016/wordml/cid" xmlns:w16="http://schemas.microsoft.com/office/word/2018/wordml" xmlns:w16du="http://schemas.microsoft.com/office/word/2023/wordml/word16du" xmlns:w16sdtdh="http://schemas.microsoft.com/office/word/2020/wordml/sdtdatahash" xmlns:w16sdtfl="http://schemas.microsoft.com/office/word/2024/wordml/sdtformatlock" xmlns:w16se="http://schemas.microsoft.com/office/word/2015/wordml/symex" mc:Ignorable="w14 w15 w16se w16cid w16 w16cex w16sdtdh w16sdtfl w16du">
   <w:docDefaults>
     <w:rPrDefault>
       <w:rPr>
@@ -2831,7 +2981,6 @@
   <w:style w:type="character" w:default="1" w:styleId="a0">
     <w:name w:val="Default Paragraph Font"/>
     <w:uiPriority w:val="1"/>
-    <w:semiHidden/>
     <w:unhideWhenUsed/>
   </w:style>
   <w:style w:type="table" w:default="1" w:styleId="a1">
@@ -3144,6 +3293,10 @@
 </file>
 
 <file path=customXml/item1.xml><?xml version="1.0" encoding="utf-8"?>
+<b:Sources xmlns:b="http://schemas.openxmlformats.org/officeDocument/2006/bibliography" xmlns="http://schemas.openxmlformats.org/officeDocument/2006/bibliography" SelectedStyle="\APASixthEditionOfficeOnline.xsl" StyleName="APA" Version="6"/>
+</file>
+
+<file path=customXml/item2.xml><?xml version="1.0" encoding="utf-8"?>
 <s:customData xmlns="http://www.wps.cn/officeDocument/2013/wpsCustomData" xmlns:s="http://www.wps.cn/officeDocument/2013/wpsCustomData">
   <customSectProps>
     <customSectPr/>
@@ -3151,22 +3304,18 @@
 </s:customData>
 </file>
 
-<file path=customXml/item2.xml><?xml version="1.0" encoding="utf-8"?>
-<b:Sources xmlns:b="http://schemas.openxmlformats.org/officeDocument/2006/bibliography" xmlns="http://schemas.openxmlformats.org/officeDocument/2006/bibliography" SelectedStyle="\APASixthEditionOfficeOnline.xsl" StyleName="APA" Version="6"/>
+<file path=customXml/itemProps1.xml><?xml version="1.0" encoding="utf-8"?>
+<ds:datastoreItem xmlns:ds="http://schemas.openxmlformats.org/officeDocument/2006/customXml" ds:itemID="{539A0152-B7CB-49D1-98F3-8A1421F55D6E}">
+  <ds:schemaRefs>
+    <ds:schemaRef ds:uri="http://schemas.openxmlformats.org/officeDocument/2006/bibliography"/>
+  </ds:schemaRefs>
+</ds:datastoreItem>
 </file>
 
-<file path=customXml/itemProps1.xml><?xml version="1.0" encoding="utf-8"?>
+<file path=customXml/itemProps2.xml><?xml version="1.0" encoding="utf-8"?>
 <ds:datastoreItem xmlns:ds="http://schemas.openxmlformats.org/officeDocument/2006/customXml" ds:itemID="{B1977F7D-205B-4081-913C-38D41E755F92}">
   <ds:schemaRefs>
     <ds:schemaRef ds:uri="http://www.wps.cn/officeDocument/2013/wpsCustomData"/>
   </ds:schemaRefs>
 </ds:datastoreItem>
-</file>
-
-<file path=customXml/itemProps2.xml><?xml version="1.0" encoding="utf-8"?>
-<ds:datastoreItem xmlns:ds="http://schemas.openxmlformats.org/officeDocument/2006/customXml" ds:itemID="{539A0152-B7CB-49D1-98F3-8A1421F55D6E}">
-  <ds:schemaRefs>
-    <ds:schemaRef ds:uri="http://schemas.openxmlformats.org/officeDocument/2006/bibliography"/>
-  </ds:schemaRefs>
-</ds:datastoreItem>
 </file>
--- a/cover_file/master_cover.docx
+++ b/cover_file/master_cover.docx
@@ -164,35 +164,51 @@
                 <w:rFonts w:eastAsia="黑体" w:hint="eastAsia"/>
                 <w:sz w:val="44"/>
               </w:rPr>
-              <w:t>涵道风扇无人机的飞行控制与轨迹规划</w:t>
+              <w:t>涵道风扇无人机</w:t>
             </w:r>
-          </w:p>
-        </w:tc>
-      </w:tr>
-      <w:tr>
-        <w:trPr>
-          <w:trHeight w:hRule="exact" w:val="680"/>
-        </w:trPr>
-        <w:tc>
-          <w:tcPr>
-            <w:tcW w:w="8720" w:type="dxa"/>
-            <w:vAlign w:val="bottom"/>
-          </w:tcPr>
-          <w:p>
-            <w:pPr>
-              <w:spacing w:line="600" w:lineRule="exact"/>
-              <w:jc w:val="center"/>
+            <w:proofErr w:type="gramStart"/>
+            <w:r>
               <w:rPr>
                 <w:rFonts w:eastAsia="黑体" w:hint="eastAsia"/>
                 <w:sz w:val="44"/>
               </w:rPr>
-            </w:pPr>
+              <w:t>抗扰</w:t>
+            </w:r>
             <w:r>
               <w:rPr>
                 <w:rFonts w:eastAsia="黑体" w:hint="eastAsia"/>
                 <w:sz w:val="44"/>
               </w:rPr>
-              <w:t>设计研究</w:t>
+              <w:t>控制</w:t>
+            </w:r>
+            <w:proofErr w:type="gramEnd"/>
+            <w:r>
+              <w:rPr>
+                <w:rFonts w:eastAsia="黑体" w:hint="eastAsia"/>
+                <w:sz w:val="44"/>
+              </w:rPr>
+              <w:t>与</w:t>
+            </w:r>
+            <w:r>
+              <w:rPr>
+                <w:rFonts w:eastAsia="黑体" w:hint="eastAsia"/>
+                <w:sz w:val="44"/>
+              </w:rPr>
+              <w:t>飞行</w:t>
+            </w:r>
+            <w:r>
+              <w:rPr>
+                <w:rFonts w:eastAsia="黑体" w:hint="eastAsia"/>
+                <w:sz w:val="44"/>
+              </w:rPr>
+              <w:t>规划</w:t>
+            </w:r>
+            <w:r>
+              <w:rPr>
+                <w:rFonts w:eastAsia="黑体" w:hint="eastAsia"/>
+                <w:sz w:val="44"/>
+              </w:rPr>
+              <w:t>研究</w:t>
             </w:r>
           </w:p>
         </w:tc>
@@ -201,6 +217,7 @@
     <w:p>
       <w:pPr>
         <w:rPr>
+          <w:rFonts w:hint="eastAsia"/>
           <w:b/>
           <w:bCs/>
           <w:sz w:val="28"/>
@@ -210,6 +227,7 @@
     <w:p>
       <w:pPr>
         <w:rPr>
+          <w:rFonts w:hint="eastAsia"/>
           <w:b/>
           <w:bCs/>
           <w:sz w:val="28"/>
@@ -222,6 +240,25 @@
           <w:b/>
           <w:bCs/>
           <w:sz w:val="28"/>
+        </w:rPr>
+      </w:pPr>
+    </w:p>
+    <w:p>
+      <w:pPr>
+        <w:rPr>
+          <w:b/>
+          <w:bCs/>
+          <w:sz w:val="28"/>
+        </w:rPr>
+      </w:pPr>
+    </w:p>
+    <w:p>
+      <w:pPr>
+        <w:rPr>
+          <w:rFonts w:hint="eastAsia"/>
+          <w:b/>
+          <w:bCs/>
+          <w:szCs w:val="20"/>
         </w:rPr>
       </w:pPr>
     </w:p>
@@ -282,21 +319,23 @@
               <w:spacing w:line="600" w:lineRule="exact"/>
               <w:jc w:val="center"/>
               <w:rPr>
+                <w:rFonts w:eastAsia="黑体"/>
+                <w:spacing w:val="30"/>
+                <w:kern w:val="10"/>
+                <w:sz w:val="32"/>
+              </w:rPr>
+            </w:pPr>
+            <w:proofErr w:type="gramStart"/>
+            <w:r>
+              <w:rPr>
                 <w:rFonts w:eastAsia="黑体" w:hint="eastAsia"/>
                 <w:spacing w:val="30"/>
                 <w:kern w:val="10"/>
                 <w:sz w:val="32"/>
               </w:rPr>
-            </w:pPr>
-            <w:r>
-              <w:rPr>
-                <w:rFonts w:eastAsia="黑体" w:hint="eastAsia"/>
-                <w:spacing w:val="30"/>
-                <w:kern w:val="10"/>
-                <w:sz w:val="32"/>
-              </w:rPr>
               <w:t>单喜龙</w:t>
             </w:r>
+            <w:proofErr w:type="gramEnd"/>
           </w:p>
         </w:tc>
       </w:tr>
@@ -345,7 +384,7 @@
               <w:spacing w:line="600" w:lineRule="exact"/>
               <w:jc w:val="center"/>
               <w:rPr>
-                <w:rFonts w:eastAsia="黑体" w:hint="eastAsia"/>
+                <w:rFonts w:eastAsia="黑体"/>
                 <w:spacing w:val="30"/>
                 <w:kern w:val="10"/>
                 <w:sz w:val="32"/>
@@ -414,6 +453,7 @@
                 <w:sz w:val="32"/>
               </w:rPr>
             </w:pPr>
+            <w:proofErr w:type="gramStart"/>
             <w:r>
               <w:rPr>
                 <w:rFonts w:eastAsia="黑体" w:hint="eastAsia"/>
@@ -421,7 +461,17 @@
                 <w:kern w:val="10"/>
                 <w:sz w:val="32"/>
               </w:rPr>
-              <w:t>裴海龙</w:t>
+              <w:t>裴</w:t>
+            </w:r>
+            <w:proofErr w:type="gramEnd"/>
+            <w:r>
+              <w:rPr>
+                <w:rFonts w:eastAsia="黑体" w:hint="eastAsia"/>
+                <w:spacing w:val="30"/>
+                <w:kern w:val="10"/>
+                <w:sz w:val="32"/>
+              </w:rPr>
+              <w:t>海龙</w:t>
             </w:r>
             <w:r>
               <w:rPr>
@@ -458,7 +508,7 @@
               <w:spacing w:line="600" w:lineRule="exact"/>
               <w:jc w:val="distribute"/>
               <w:rPr>
-                <w:rFonts w:eastAsia="黑体" w:hint="eastAsia"/>
+                <w:rFonts w:eastAsia="黑体"/>
                 <w:spacing w:val="30"/>
                 <w:kern w:val="10"/>
                 <w:sz w:val="32"/>
@@ -480,7 +530,7 @@
               <w:spacing w:line="600" w:lineRule="exact"/>
               <w:jc w:val="center"/>
               <w:rPr>
-                <w:rFonts w:eastAsia="黑体" w:hint="eastAsia"/>
+                <w:rFonts w:eastAsia="黑体"/>
                 <w:spacing w:val="30"/>
                 <w:kern w:val="10"/>
                 <w:sz w:val="32"/>
@@ -691,6 +741,7 @@
     </w:p>
     <w:p>
       <w:pPr>
+        <w:ind w:left="2100" w:hanging="2100"/>
         <w:rPr>
           <w:rFonts w:ascii="黑体" w:eastAsia="黑体" w:hAnsi="黑体" w:cs="黑体" w:hint="eastAsia"/>
         </w:rPr>
@@ -744,13 +795,16 @@
         </w:rPr>
       </w:pPr>
       <w:r>
+        <w:t xml:space="preserve"> </w:t>
+      </w:r>
+      <w:r>
         <w:rPr>
           <w:b/>
           <w:color w:val="000000"/>
           <w:sz w:val="36"/>
           <w:szCs w:val="36"/>
         </w:rPr>
-        <w:t>Research on Flight Control and Trajectory Planning Design for Ducted Fan UAV</w:t>
+        <w:t>Research on Disturbance-Rejection Control and Flight Planning of Ducted Fan UAVs</w:t>
       </w:r>
     </w:p>
     <w:p>
@@ -833,7 +887,6 @@
         <w:spacing w:before="50" w:after="50" w:line="360" w:lineRule="auto"/>
         <w:ind w:leftChars="800" w:left="1680" w:firstLine="602"/>
         <w:rPr>
-          <w:rFonts w:hint="eastAsia"/>
           <w:b/>
           <w:color w:val="000000"/>
           <w:sz w:val="30"/>
@@ -860,6 +913,7 @@
         </w:rPr>
         <w:t>：</w:t>
       </w:r>
+      <w:proofErr w:type="spellStart"/>
       <w:r>
         <w:rPr>
           <w:b/>
@@ -867,7 +921,17 @@
           <w:sz w:val="30"/>
           <w:szCs w:val="30"/>
         </w:rPr>
-        <w:t>Xilong Shan</w:t>
+        <w:t>Xilong</w:t>
+      </w:r>
+      <w:proofErr w:type="spellEnd"/>
+      <w:r>
+        <w:rPr>
+          <w:b/>
+          <w:color w:val="000000"/>
+          <w:sz w:val="30"/>
+          <w:szCs w:val="30"/>
+        </w:rPr>
+        <w:t xml:space="preserve"> Shan</w:t>
       </w:r>
     </w:p>
     <w:p>
@@ -901,6 +965,7 @@
         </w:rPr>
         <w:t>：</w:t>
       </w:r>
+      <w:proofErr w:type="spellStart"/>
       <w:r>
         <w:rPr>
           <w:rFonts w:hint="eastAsia"/>
@@ -928,7 +993,17 @@
           <w:sz w:val="30"/>
           <w:szCs w:val="30"/>
         </w:rPr>
-        <w:t>long Pei</w:t>
+        <w:t>long</w:t>
+      </w:r>
+      <w:proofErr w:type="spellEnd"/>
+      <w:r>
+        <w:rPr>
+          <w:b/>
+          <w:color w:val="000000"/>
+          <w:sz w:val="30"/>
+          <w:szCs w:val="30"/>
+        </w:rPr>
+        <w:t xml:space="preserve"> Pei</w:t>
       </w:r>
     </w:p>
     <w:p>
@@ -1345,26 +1420,59 @@
           <w:sz w:val="44"/>
           <w:szCs w:val="44"/>
         </w:rPr>
-        <w:t>涵道风扇无人机的飞行控制与轨迹规划</w:t>
-      </w:r>
-    </w:p>
-    <w:p>
-      <w:pPr>
-        <w:spacing w:before="50" w:after="50" w:line="360" w:lineRule="auto"/>
-        <w:jc w:val="center"/>
-        <w:rPr>
-          <w:color w:val="000000"/>
-        </w:rPr>
-      </w:pPr>
-      <w:r>
-        <w:rPr>
-          <w:rFonts w:ascii="黑体" w:eastAsia="黑体"/>
+        <w:t>涵道风扇无人机</w:t>
+      </w:r>
+      <w:proofErr w:type="gramStart"/>
+      <w:r>
+        <w:rPr>
+          <w:rFonts w:ascii="黑体" w:eastAsia="黑体" w:hint="eastAsia"/>
           <w:b/>
           <w:color w:val="000000"/>
           <w:sz w:val="44"/>
           <w:szCs w:val="44"/>
         </w:rPr>
-        <w:t>设计研究</w:t>
+        <w:t>抗扰</w:t>
+      </w:r>
+      <w:r>
+        <w:rPr>
+          <w:rFonts w:ascii="黑体" w:eastAsia="黑体"/>
+          <w:b/>
+          <w:color w:val="000000"/>
+          <w:sz w:val="44"/>
+          <w:szCs w:val="44"/>
+        </w:rPr>
+        <w:t>控制</w:t>
+      </w:r>
+      <w:proofErr w:type="gramEnd"/>
+      <w:r>
+        <w:rPr>
+          <w:rFonts w:ascii="黑体" w:eastAsia="黑体"/>
+          <w:b/>
+          <w:color w:val="000000"/>
+          <w:sz w:val="44"/>
+          <w:szCs w:val="44"/>
+        </w:rPr>
+        <w:t>与</w:t>
+      </w:r>
+      <w:r>
+        <w:rPr>
+          <w:rFonts w:ascii="黑体" w:eastAsia="黑体" w:hint="eastAsia"/>
+          <w:b/>
+          <w:color w:val="000000"/>
+          <w:sz w:val="44"/>
+          <w:szCs w:val="44"/>
+        </w:rPr>
+        <w:t>飞行</w:t>
+      </w:r>
+      <w:r>
+        <w:rPr>
+          <w:rFonts w:ascii="黑体" w:eastAsia="黑体"/>
+          <w:b/>
+          <w:color w:val="000000"/>
+          <w:sz w:val="44"/>
+          <w:szCs w:val="44"/>
+        </w:rPr>
+        <w:t>规划研究</w:t>
       </w:r>
     </w:p>
     <w:p>
@@ -1395,6 +1503,7 @@
       <w:pPr>
         <w:spacing w:before="50" w:after="50" w:line="360" w:lineRule="auto"/>
         <w:rPr>
+          <w:rFonts w:hint="eastAsia"/>
           <w:color w:val="000000"/>
         </w:rPr>
       </w:pPr>
@@ -1406,6 +1515,14 @@
           <w:color w:val="000000"/>
         </w:rPr>
       </w:pPr>
+    </w:p>
+    <w:p>
+      <w:pPr>
+        <w:spacing w:before="50" w:after="50" w:line="360" w:lineRule="auto"/>
+        <w:rPr>
+          <w:color w:val="000000"/>
+        </w:rPr>
+      </w:pPr>
       <w:r>
         <w:rPr>
           <w:color w:val="000000"/>
@@ -1419,6 +1536,7 @@
         </w:rPr>
         <w:t>：</w:t>
       </w:r>
+      <w:proofErr w:type="gramStart"/>
       <w:r>
         <w:rPr>
           <w:rFonts w:hint="eastAsia"/>
@@ -1426,6 +1544,7 @@
         </w:rPr>
         <w:t>单喜龙</w:t>
       </w:r>
+      <w:proofErr w:type="gramEnd"/>
       <w:r>
         <w:rPr>
           <w:color w:val="000000"/>
@@ -1475,12 +1594,21 @@
         </w:rPr>
         <w:t>名、职称：</w:t>
       </w:r>
-      <w:r>
-        <w:rPr>
-          <w:rFonts w:hint="eastAsia"/>
-          <w:color w:val="000000"/>
-        </w:rPr>
-        <w:t>裴海龙</w:t>
+      <w:proofErr w:type="gramStart"/>
+      <w:r>
+        <w:rPr>
+          <w:rFonts w:hint="eastAsia"/>
+          <w:color w:val="000000"/>
+        </w:rPr>
+        <w:t>裴</w:t>
+      </w:r>
+      <w:proofErr w:type="gramEnd"/>
+      <w:r>
+        <w:rPr>
+          <w:rFonts w:hint="eastAsia"/>
+          <w:color w:val="000000"/>
+        </w:rPr>
+        <w:t>海龙</w:t>
       </w:r>
       <w:r>
         <w:rPr>
@@ -2033,22 +2161,30 @@
     </w:p>
     <w:p>
       <w:pPr>
-        <w:rPr>
-          <w:color w:val="000000"/>
-        </w:rPr>
-      </w:pPr>
-    </w:p>
-    <w:p>
-      <w:pPr>
-        <w:rPr>
-          <w:color w:val="000000"/>
-        </w:rPr>
-      </w:pPr>
-    </w:p>
-    <w:p>
-      <w:pPr>
-        <w:rPr>
-          <w:rFonts w:hint="eastAsia"/>
+        <w:widowControl/>
+        <w:jc w:val="left"/>
+        <w:rPr>
+          <w:color w:val="000000"/>
+        </w:rPr>
+      </w:pPr>
+    </w:p>
+    <w:p>
+      <w:pPr>
+        <w:rPr>
+          <w:color w:val="000000"/>
+        </w:rPr>
+      </w:pPr>
+    </w:p>
+    <w:p>
+      <w:pPr>
+        <w:rPr>
+          <w:color w:val="000000"/>
+        </w:rPr>
+      </w:pPr>
+    </w:p>
+    <w:p>
+      <w:pPr>
+        <w:rPr>
           <w:color w:val="000000"/>
         </w:rPr>
       </w:pPr>
@@ -3293,10 +3429,6 @@
 </file>
 
 <file path=customXml/item1.xml><?xml version="1.0" encoding="utf-8"?>
-<b:Sources xmlns:b="http://schemas.openxmlformats.org/officeDocument/2006/bibliography" xmlns="http://schemas.openxmlformats.org/officeDocument/2006/bibliography" SelectedStyle="\APASixthEditionOfficeOnline.xsl" StyleName="APA" Version="6"/>
-</file>
-
-<file path=customXml/item2.xml><?xml version="1.0" encoding="utf-8"?>
 <s:customData xmlns="http://www.wps.cn/officeDocument/2013/wpsCustomData" xmlns:s="http://www.wps.cn/officeDocument/2013/wpsCustomData">
   <customSectProps>
     <customSectPr/>
@@ -3304,18 +3436,22 @@
 </s:customData>
 </file>
 
+<file path=customXml/item2.xml><?xml version="1.0" encoding="utf-8"?>
+<b:Sources xmlns:b="http://schemas.openxmlformats.org/officeDocument/2006/bibliography" xmlns="http://schemas.openxmlformats.org/officeDocument/2006/bibliography" SelectedStyle="\APASixthEditionOfficeOnline.xsl" StyleName="APA" Version="6"/>
+</file>
+
 <file path=customXml/itemProps1.xml><?xml version="1.0" encoding="utf-8"?>
+<ds:datastoreItem xmlns:ds="http://schemas.openxmlformats.org/officeDocument/2006/customXml" ds:itemID="{B1977F7D-205B-4081-913C-38D41E755F92}">
+  <ds:schemaRefs>
+    <ds:schemaRef ds:uri="http://www.wps.cn/officeDocument/2013/wpsCustomData"/>
+  </ds:schemaRefs>
+</ds:datastoreItem>
+</file>
+
+<file path=customXml/itemProps2.xml><?xml version="1.0" encoding="utf-8"?>
 <ds:datastoreItem xmlns:ds="http://schemas.openxmlformats.org/officeDocument/2006/customXml" ds:itemID="{539A0152-B7CB-49D1-98F3-8A1421F55D6E}">
   <ds:schemaRefs>
     <ds:schemaRef ds:uri="http://schemas.openxmlformats.org/officeDocument/2006/bibliography"/>
   </ds:schemaRefs>
 </ds:datastoreItem>
-</file>
-
-<file path=customXml/itemProps2.xml><?xml version="1.0" encoding="utf-8"?>
-<ds:datastoreItem xmlns:ds="http://schemas.openxmlformats.org/officeDocument/2006/customXml" ds:itemID="{B1977F7D-205B-4081-913C-38D41E755F92}">
-  <ds:schemaRefs>
-    <ds:schemaRef ds:uri="http://www.wps.cn/officeDocument/2013/wpsCustomData"/>
-  </ds:schemaRefs>
-</ds:datastoreItem>
 </file>
--- a/cover_file/master_cover.docx
+++ b/cover_file/master_cover.docx
@@ -58,7 +58,7 @@
                     </pic:cNvPicPr>
                   </pic:nvPicPr>
                   <pic:blipFill>
-                    <a:blip r:embed="rId6"/>
+                    <a:blip r:embed="rId8"/>
                     <a:stretch>
                       <a:fillRect/>
                     </a:stretch>
@@ -90,14 +90,16 @@
         <w:rPr>
           <w:b/>
           <w:bCs/>
-          <w:sz w:val="28"/>
+          <w:sz w:val="24"/>
+          <w:szCs w:val="22"/>
         </w:rPr>
       </w:pPr>
       <w:r>
         <w:rPr>
           <w:rFonts w:ascii="黑体" w:eastAsia="黑体" w:hint="eastAsia"/>
           <w:spacing w:val="20"/>
-          <w:sz w:val="84"/>
+          <w:sz w:val="72"/>
+          <w:szCs w:val="22"/>
         </w:rPr>
         <w:t>专业学位</w:t>
       </w:r>
@@ -105,7 +107,8 @@
         <w:rPr>
           <w:rFonts w:ascii="黑体" w:eastAsia="黑体" w:hint="eastAsia"/>
           <w:spacing w:val="20"/>
-          <w:sz w:val="84"/>
+          <w:sz w:val="72"/>
+          <w:szCs w:val="22"/>
         </w:rPr>
         <w:t>硕士学位论文</w:t>
       </w:r>
@@ -139,15 +142,20 @@
         <w:tblLook w:val="04A0" w:firstRow="1" w:lastRow="0" w:firstColumn="1" w:lastColumn="0" w:noHBand="0" w:noVBand="1"/>
       </w:tblPr>
       <w:tblGrid>
-        <w:gridCol w:w="8720"/>
+        <w:gridCol w:w="108"/>
+        <w:gridCol w:w="8612"/>
+        <w:gridCol w:w="28"/>
       </w:tblGrid>
       <w:tr>
         <w:trPr>
+          <w:gridAfter w:val="1"/>
+          <w:wAfter w:w="28" w:type="dxa"/>
           <w:trHeight w:hRule="exact" w:val="680"/>
         </w:trPr>
         <w:tc>
           <w:tcPr>
             <w:tcW w:w="8720" w:type="dxa"/>
+            <w:gridSpan w:val="2"/>
             <w:vAlign w:val="bottom"/>
           </w:tcPr>
           <w:p>
@@ -194,21 +202,38 @@
                 <w:rFonts w:eastAsia="黑体" w:hint="eastAsia"/>
                 <w:sz w:val="44"/>
               </w:rPr>
-              <w:t>飞行</w:t>
+              <w:t>飞行轨迹</w:t>
             </w:r>
+          </w:p>
+        </w:tc>
+      </w:tr>
+      <w:tr>
+        <w:trPr>
+          <w:gridBefore w:val="1"/>
+          <w:wBefore w:w="108" w:type="dxa"/>
+          <w:trHeight w:hRule="exact" w:val="680"/>
+        </w:trPr>
+        <w:tc>
+          <w:tcPr>
+            <w:tcW w:w="8640" w:type="dxa"/>
+            <w:gridSpan w:val="2"/>
+            <w:vAlign w:val="bottom"/>
+          </w:tcPr>
+          <w:p>
+            <w:pPr>
+              <w:spacing w:line="600" w:lineRule="exact"/>
+              <w:jc w:val="center"/>
+              <w:rPr>
+                <w:rFonts w:eastAsia="黑体"/>
+                <w:sz w:val="44"/>
+              </w:rPr>
+            </w:pPr>
             <w:r>
               <w:rPr>
                 <w:rFonts w:eastAsia="黑体" w:hint="eastAsia"/>
                 <w:sz w:val="44"/>
               </w:rPr>
-              <w:t>规划</w:t>
-            </w:r>
-            <w:r>
-              <w:rPr>
-                <w:rFonts w:eastAsia="黑体" w:hint="eastAsia"/>
-                <w:sz w:val="44"/>
-              </w:rPr>
-              <w:t>研究</w:t>
+              <w:t>规划研究</w:t>
             </w:r>
           </w:p>
         </w:tc>
@@ -217,7 +242,6 @@
     <w:p>
       <w:pPr>
         <w:rPr>
-          <w:rFonts w:hint="eastAsia"/>
           <w:b/>
           <w:bCs/>
           <w:sz w:val="28"/>
@@ -237,28 +261,10 @@
     <w:p>
       <w:pPr>
         <w:rPr>
+          <w:rFonts w:hint="eastAsia"/>
           <w:b/>
           <w:bCs/>
           <w:sz w:val="28"/>
-        </w:rPr>
-      </w:pPr>
-    </w:p>
-    <w:p>
-      <w:pPr>
-        <w:rPr>
-          <w:b/>
-          <w:bCs/>
-          <w:sz w:val="28"/>
-        </w:rPr>
-      </w:pPr>
-    </w:p>
-    <w:p>
-      <w:pPr>
-        <w:rPr>
-          <w:rFonts w:hint="eastAsia"/>
-          <w:b/>
-          <w:bCs/>
-          <w:szCs w:val="20"/>
         </w:rPr>
       </w:pPr>
     </w:p>
@@ -766,9 +772,24 @@
         <w:rPr>
           <w:rFonts w:ascii="黑体" w:eastAsia="黑体" w:hAnsi="黑体" w:cs="黑体"/>
         </w:rPr>
+        <w:br w:type="page"/>
+      </w:r>
+      <w:r>
+        <w:rPr>
+          <w:rFonts w:ascii="黑体" w:eastAsia="黑体" w:hAnsi="黑体" w:cs="黑体" w:hint="eastAsia"/>
+        </w:rPr>
         <w:lastRenderedPageBreak/>
         <w:br w:type="page"/>
       </w:r>
+    </w:p>
+    <w:p>
+      <w:pPr>
+        <w:widowControl/>
+        <w:jc w:val="left"/>
+        <w:rPr>
+          <w:rFonts w:ascii="黑体" w:eastAsia="黑体" w:hAnsi="黑体" w:cs="黑体" w:hint="eastAsia"/>
+        </w:rPr>
+      </w:pPr>
     </w:p>
     <w:p>
       <w:pPr>
@@ -804,7 +825,26 @@
           <w:sz w:val="36"/>
           <w:szCs w:val="36"/>
         </w:rPr>
-        <w:t>Research on Disturbance-Rejection Control and Flight Planning of Ducted Fan UAVs</w:t>
+        <w:t xml:space="preserve">Research on Disturbance-Rejection Control and Flight </w:t>
+      </w:r>
+      <w:r>
+        <w:rPr>
+          <w:rFonts w:hint="eastAsia"/>
+          <w:b/>
+          <w:color w:val="000000"/>
+          <w:sz w:val="36"/>
+          <w:szCs w:val="36"/>
+        </w:rPr>
+        <w:t xml:space="preserve">Trajectory </w:t>
+      </w:r>
+      <w:r>
+        <w:rPr>
+          <w:b/>
+          <w:color w:val="000000"/>
+          <w:sz w:val="36"/>
+          <w:szCs w:val="36"/>
+        </w:rPr>
+        <w:t>Planning of Ducted Fan UAVs</w:t>
       </w:r>
     </w:p>
     <w:p>
@@ -1163,13 +1203,6 @@
         </w:rPr>
         <w:br w:type="page"/>
       </w:r>
-      <w:r>
-        <w:rPr>
-          <w:rFonts w:ascii="黑体" w:eastAsia="黑体" w:hAnsi="黑体" w:cs="黑体" w:hint="eastAsia"/>
-        </w:rPr>
-        <w:lastRenderedPageBreak/>
-        <w:br w:type="page"/>
-      </w:r>
     </w:p>
     <w:p>
       <w:pPr>
@@ -1466,12 +1499,35 @@
       </w:r>
       <w:r>
         <w:rPr>
-          <w:rFonts w:ascii="黑体" w:eastAsia="黑体"/>
+          <w:rFonts w:ascii="黑体" w:eastAsia="黑体" w:hint="eastAsia"/>
           <w:b/>
           <w:color w:val="000000"/>
           <w:sz w:val="44"/>
           <w:szCs w:val="44"/>
         </w:rPr>
+        <w:t>轨迹</w:t>
+      </w:r>
+    </w:p>
+    <w:p>
+      <w:pPr>
+        <w:spacing w:before="50" w:after="50" w:line="360" w:lineRule="auto"/>
+        <w:jc w:val="center"/>
+        <w:rPr>
+          <w:rFonts w:ascii="黑体" w:eastAsia="黑体"/>
+          <w:b/>
+          <w:color w:val="000000"/>
+          <w:sz w:val="44"/>
+          <w:szCs w:val="44"/>
+        </w:rPr>
+      </w:pPr>
+      <w:r>
+        <w:rPr>
+          <w:rFonts w:ascii="黑体" w:eastAsia="黑体"/>
+          <w:b/>
+          <w:color w:val="000000"/>
+          <w:sz w:val="44"/>
+          <w:szCs w:val="44"/>
+        </w:rPr>
         <w:t>规划研究</w:t>
       </w:r>
     </w:p>
@@ -1495,6 +1551,7 @@
       <w:pPr>
         <w:spacing w:before="50" w:after="50" w:line="360" w:lineRule="auto"/>
         <w:rPr>
+          <w:rFonts w:hint="eastAsia"/>
           <w:color w:val="000000"/>
         </w:rPr>
       </w:pPr>
@@ -1503,7 +1560,6 @@
       <w:pPr>
         <w:spacing w:before="50" w:after="50" w:line="360" w:lineRule="auto"/>
         <w:rPr>
-          <w:rFonts w:hint="eastAsia"/>
           <w:color w:val="000000"/>
         </w:rPr>
       </w:pPr>
@@ -1515,14 +1571,6 @@
           <w:color w:val="000000"/>
         </w:rPr>
       </w:pPr>
-    </w:p>
-    <w:p>
-      <w:pPr>
-        <w:spacing w:before="50" w:after="50" w:line="360" w:lineRule="auto"/>
-        <w:rPr>
-          <w:color w:val="000000"/>
-        </w:rPr>
-      </w:pPr>
       <w:r>
         <w:rPr>
           <w:color w:val="000000"/>
@@ -1732,19 +1780,13 @@
         </w:rPr>
         <w:t xml:space="preserve"> </w:t>
       </w:r>
-      <w:r>
-        <w:rPr>
-          <w:rFonts w:hint="eastAsia"/>
-          <w:color w:val="000000"/>
-        </w:rPr>
-        <w:t>涵道无人机</w:t>
-      </w:r>
-      <w:r>
-        <w:rPr>
-          <w:rFonts w:hint="eastAsia"/>
-          <w:color w:val="000000"/>
-        </w:rPr>
-        <w:t>飞行</w:t>
+      <w:proofErr w:type="gramStart"/>
+      <w:r>
+        <w:rPr>
+          <w:rFonts w:hint="eastAsia"/>
+          <w:color w:val="000000"/>
+        </w:rPr>
+        <w:t>抗扰</w:t>
       </w:r>
       <w:r>
         <w:rPr>
@@ -1753,12 +1795,20 @@
         </w:rPr>
         <w:t>控制</w:t>
       </w:r>
-      <w:r>
-        <w:rPr>
-          <w:rFonts w:hint="eastAsia"/>
-          <w:color w:val="000000"/>
-        </w:rPr>
-        <w:t>与轨迹规划</w:t>
+      <w:proofErr w:type="gramEnd"/>
+      <w:r>
+        <w:rPr>
+          <w:rFonts w:hint="eastAsia"/>
+          <w:color w:val="000000"/>
+        </w:rPr>
+        <w:t>、</w:t>
+      </w:r>
+      <w:r>
+        <w:rPr>
+          <w:rFonts w:hint="eastAsia"/>
+          <w:color w:val="000000"/>
+        </w:rPr>
+        <w:t>轨迹规划</w:t>
       </w:r>
     </w:p>
     <w:p>
@@ -2122,20 +2172,6 @@
         </w:rPr>
         <w:t xml:space="preserve">   </w:t>
       </w:r>
-    </w:p>
-    <w:p>
-      <w:pPr>
-        <w:rPr>
-          <w:color w:val="000000"/>
-        </w:rPr>
-      </w:pPr>
-    </w:p>
-    <w:p>
-      <w:pPr>
-        <w:rPr>
-          <w:color w:val="000000"/>
-        </w:rPr>
-      </w:pPr>
     </w:p>
     <w:p>
       <w:pPr>
@@ -2149,15 +2185,10 @@
         <w:widowControl/>
         <w:jc w:val="left"/>
         <w:rPr>
-          <w:color w:val="000000"/>
-        </w:rPr>
-      </w:pPr>
-      <w:r>
-        <w:rPr>
-          <w:color w:val="000000"/>
-        </w:rPr>
-        <w:br w:type="page"/>
-      </w:r>
+          <w:rFonts w:hint="eastAsia"/>
+          <w:color w:val="000000"/>
+        </w:rPr>
+      </w:pPr>
     </w:p>
     <w:p>
       <w:pPr>
@@ -2193,6 +2224,7 @@
           <w:rFonts w:hint="eastAsia"/>
           <w:color w:val="000000"/>
         </w:rPr>
+        <w:lastRenderedPageBreak/>
         <w:br w:type="page"/>
       </w:r>
     </w:p>
@@ -2801,6 +2833,44 @@
     </w:sectPr>
   </w:body>
 </w:document>
+</file>
+
+<file path=word/endnotes.xml><?xml version="1.0" encoding="utf-8"?>
+<w:endnotes xmlns:wpc="http://schemas.microsoft.com/office/word/2010/wordprocessingCanvas" xmlns:cx="http://schemas.microsoft.com/office/drawing/2014/chartex" xmlns:cx1="http://schemas.microsoft.com/office/drawing/2015/9/8/chartex" xmlns:cx2="http://schemas.microsoft.com/office/drawing/2015/10/21/chartex" xmlns:cx3="http://schemas.microsoft.com/office/drawing/2016/5/9/chartex" xmlns:cx4="http://schemas.microsoft.com/office/drawing/2016/5/10/chartex" xmlns:cx5="http://schemas.microsoft.com/office/drawing/2016/5/11/chartex" xmlns:cx6="http://schemas.microsoft.com/office/drawing/2016/5/12/chartex" xmlns:cx7="http://schemas.microsoft.com/office/drawing/2016/5/13/chartex" xmlns:cx8="http://schemas.microsoft.com/office/drawing/2016/5/14/chartex" xmlns:mc="http://schemas.openxmlformats.org/markup-compatibility/2006" xmlns:aink="http://schemas.microsoft.com/office/drawing/2016/ink" xmlns:am3d="http://schemas.microsoft.com/office/drawing/2017/model3d" xmlns:o="urn:schemas-microsoft-com:office:office" xmlns:oel="http://schemas.microsoft.com/office/2019/extlst" xmlns:r="http://schemas.openxmlformats.org/officeDocument/2006/relationships" xmlns:m="http://schemas.openxmlformats.org/officeDocument/2006/math" xmlns:v="urn:schemas-microsoft-com:vml" xmlns:wp14="http://schemas.microsoft.com/office/word/2010/wordprocessingDrawing" xmlns:wp="http://schemas.openxmlformats.org/drawingml/2006/wordprocessingDrawing" xmlns:w10="urn:schemas-microsoft-com:office:word" xmlns:w="http://schemas.openxmlformats.org/wordprocessingml/2006/main" xmlns:w14="http://schemas.microsoft.com/office/word/2010/wordml" xmlns:w15="http://schemas.microsoft.com/office/word/2012/wordml" xmlns:w16cex="http://schemas.microsoft.com/office/word/2018/wordml/cex" xmlns:w16cid="http://schemas.microsoft.com/office/word/2016/wordml/cid" xmlns:w16="http://schemas.microsoft.com/office/word/2018/wordml" xmlns:w16du="http://schemas.microsoft.com/office/word/2023/wordml/word16du" xmlns:w16sdtdh="http://schemas.microsoft.com/office/word/2020/wordml/sdtdatahash" xmlns:w16sdtfl="http://schemas.microsoft.com/office/word/2024/wordml/sdtformatlock" xmlns:w16se="http://schemas.microsoft.com/office/word/2015/wordml/symex" xmlns:wpg="http://schemas.microsoft.com/office/word/2010/wordprocessingGroup" xmlns:wpi="http://schemas.microsoft.com/office/word/2010/wordprocessingInk" xmlns:wne="http://schemas.microsoft.com/office/word/2006/wordml" xmlns:wps="http://schemas.microsoft.com/office/word/2010/wordprocessingShape" mc:Ignorable="w14 w15 w16se w16cid w16 w16cex w16sdtdh w16sdtfl w16du wp14">
+  <w:endnote w:type="separator" w:id="-1">
+    <w:p>
+      <w:r>
+        <w:separator/>
+      </w:r>
+    </w:p>
+  </w:endnote>
+  <w:endnote w:type="continuationSeparator" w:id="0">
+    <w:p>
+      <w:r>
+        <w:continuationSeparator/>
+      </w:r>
+    </w:p>
+  </w:endnote>
+</w:endnotes>
+</file>
+
+<file path=word/footnotes.xml><?xml version="1.0" encoding="utf-8"?>
+<w:footnotes xmlns:wpc="http://schemas.microsoft.com/office/word/2010/wordprocessingCanvas" xmlns:cx="http://schemas.microsoft.com/office/drawing/2014/chartex" xmlns:cx1="http://schemas.microsoft.com/office/drawing/2015/9/8/chartex" xmlns:cx2="http://schemas.microsoft.com/office/drawing/2015/10/21/chartex" xmlns:cx3="http://schemas.microsoft.com/office/drawing/2016/5/9/chartex" xmlns:cx4="http://schemas.microsoft.com/office/drawing/2016/5/10/chartex" xmlns:cx5="http://schemas.microsoft.com/office/drawing/2016/5/11/chartex" xmlns:cx6="http://schemas.microsoft.com/office/drawing/2016/5/12/chartex" xmlns:cx7="http://schemas.microsoft.com/office/drawing/2016/5/13/chartex" xmlns:cx8="http://schemas.microsoft.com/office/drawing/2016/5/14/chartex" xmlns:mc="http://schemas.openxmlformats.org/markup-compatibility/2006" xmlns:aink="http://schemas.microsoft.com/office/drawing/2016/ink" xmlns:am3d="http://schemas.microsoft.com/office/drawing/2017/model3d" xmlns:o="urn:schemas-microsoft-com:office:office" xmlns:oel="http://schemas.microsoft.com/office/2019/extlst" xmlns:r="http://schemas.openxmlformats.org/officeDocument/2006/relationships" xmlns:m="http://schemas.openxmlformats.org/officeDocument/2006/math" xmlns:v="urn:schemas-microsoft-com:vml" xmlns:wp14="http://schemas.microsoft.com/office/word/2010/wordprocessingDrawing" xmlns:wp="http://schemas.openxmlformats.org/drawingml/2006/wordprocessingDrawing" xmlns:w10="urn:schemas-microsoft-com:office:word" xmlns:w="http://schemas.openxmlformats.org/wordprocessingml/2006/main" xmlns:w14="http://schemas.microsoft.com/office/word/2010/wordml" xmlns:w15="http://schemas.microsoft.com/office/word/2012/wordml" xmlns:w16cex="http://schemas.microsoft.com/office/word/2018/wordml/cex" xmlns:w16cid="http://schemas.microsoft.com/office/word/2016/wordml/cid" xmlns:w16="http://schemas.microsoft.com/office/word/2018/wordml" xmlns:w16du="http://schemas.microsoft.com/office/word/2023/wordml/word16du" xmlns:w16sdtdh="http://schemas.microsoft.com/office/word/2020/wordml/sdtdatahash" xmlns:w16sdtfl="http://schemas.microsoft.com/office/word/2024/wordml/sdtformatlock" xmlns:w16se="http://schemas.microsoft.com/office/word/2015/wordml/symex" xmlns:wpg="http://schemas.microsoft.com/office/word/2010/wordprocessingGroup" xmlns:wpi="http://schemas.microsoft.com/office/word/2010/wordprocessingInk" xmlns:wne="http://schemas.microsoft.com/office/word/2006/wordml" xmlns:wps="http://schemas.microsoft.com/office/word/2010/wordprocessingShape" mc:Ignorable="w14 w15 w16se w16cid w16 w16cex w16sdtdh w16sdtfl w16du wp14">
+  <w:footnote w:type="separator" w:id="-1">
+    <w:p>
+      <w:r>
+        <w:separator/>
+      </w:r>
+    </w:p>
+  </w:footnote>
+  <w:footnote w:type="continuationSeparator" w:id="0">
+    <w:p>
+      <w:r>
+        <w:continuationSeparator/>
+      </w:r>
+    </w:p>
+  </w:footnote>
+</w:footnotes>
 </file>
 
 <file path=word/styles.xml><?xml version="1.0" encoding="utf-8"?>
@@ -3117,6 +3187,7 @@
   <w:style w:type="character" w:default="1" w:styleId="a0">
     <w:name w:val="Default Paragraph Font"/>
     <w:uiPriority w:val="1"/>
+    <w:semiHidden/>
     <w:unhideWhenUsed/>
   </w:style>
   <w:style w:type="table" w:default="1" w:styleId="a1">
@@ -3167,6 +3238,64 @@
     <w:rPr>
       <w:kern w:val="0"/>
       <w:sz w:val="24"/>
+    </w:rPr>
+  </w:style>
+  <w:style w:type="paragraph" w:styleId="a4">
+    <w:name w:val="header"/>
+    <w:basedOn w:val="a"/>
+    <w:link w:val="a5"/>
+    <w:rsid w:val="00FE5B88"/>
+    <w:pPr>
+      <w:tabs>
+        <w:tab w:val="center" w:pos="4153"/>
+        <w:tab w:val="right" w:pos="8306"/>
+      </w:tabs>
+      <w:snapToGrid w:val="0"/>
+      <w:jc w:val="center"/>
+    </w:pPr>
+    <w:rPr>
+      <w:sz w:val="18"/>
+      <w:szCs w:val="18"/>
+    </w:rPr>
+  </w:style>
+  <w:style w:type="character" w:customStyle="1" w:styleId="a5">
+    <w:name w:val="页眉 字符"/>
+    <w:basedOn w:val="a0"/>
+    <w:link w:val="a4"/>
+    <w:rsid w:val="00FE5B88"/>
+    <w:rPr>
+      <w:kern w:val="2"/>
+      <w:sz w:val="18"/>
+      <w:szCs w:val="18"/>
+    </w:rPr>
+  </w:style>
+  <w:style w:type="paragraph" w:styleId="a6">
+    <w:name w:val="footer"/>
+    <w:basedOn w:val="a"/>
+    <w:link w:val="a7"/>
+    <w:rsid w:val="00FE5B88"/>
+    <w:pPr>
+      <w:tabs>
+        <w:tab w:val="center" w:pos="4153"/>
+        <w:tab w:val="right" w:pos="8306"/>
+      </w:tabs>
+      <w:snapToGrid w:val="0"/>
+      <w:jc w:val="left"/>
+    </w:pPr>
+    <w:rPr>
+      <w:sz w:val="18"/>
+      <w:szCs w:val="18"/>
+    </w:rPr>
+  </w:style>
+  <w:style w:type="character" w:customStyle="1" w:styleId="a7">
+    <w:name w:val="页脚 字符"/>
+    <w:basedOn w:val="a0"/>
+    <w:link w:val="a6"/>
+    <w:rsid w:val="00FE5B88"/>
+    <w:rPr>
+      <w:kern w:val="2"/>
+      <w:sz w:val="18"/>
+      <w:szCs w:val="18"/>
     </w:rPr>
   </w:style>
 </w:styles>
@@ -3429,6 +3558,10 @@
 </file>
 
 <file path=customXml/item1.xml><?xml version="1.0" encoding="utf-8"?>
+<b:Sources xmlns:b="http://schemas.openxmlformats.org/officeDocument/2006/bibliography" xmlns="http://schemas.openxmlformats.org/officeDocument/2006/bibliography" SelectedStyle="\APASixthEditionOfficeOnline.xsl" StyleName="APA" Version="6"/>
+</file>
+
+<file path=customXml/item2.xml><?xml version="1.0" encoding="utf-8"?>
 <s:customData xmlns="http://www.wps.cn/officeDocument/2013/wpsCustomData" xmlns:s="http://www.wps.cn/officeDocument/2013/wpsCustomData">
   <customSectProps>
     <customSectPr/>
@@ -3436,22 +3569,18 @@
 </s:customData>
 </file>
 
-<file path=customXml/item2.xml><?xml version="1.0" encoding="utf-8"?>
-<b:Sources xmlns:b="http://schemas.openxmlformats.org/officeDocument/2006/bibliography" xmlns="http://schemas.openxmlformats.org/officeDocument/2006/bibliography" SelectedStyle="\APASixthEditionOfficeOnline.xsl" StyleName="APA" Version="6"/>
+<file path=customXml/itemProps1.xml><?xml version="1.0" encoding="utf-8"?>
+<ds:datastoreItem xmlns:ds="http://schemas.openxmlformats.org/officeDocument/2006/customXml" ds:itemID="{539A0152-B7CB-49D1-98F3-8A1421F55D6E}">
+  <ds:schemaRefs>
+    <ds:schemaRef ds:uri="http://schemas.openxmlformats.org/officeDocument/2006/bibliography"/>
+  </ds:schemaRefs>
+</ds:datastoreItem>
 </file>
 
-<file path=customXml/itemProps1.xml><?xml version="1.0" encoding="utf-8"?>
+<file path=customXml/itemProps2.xml><?xml version="1.0" encoding="utf-8"?>
 <ds:datastoreItem xmlns:ds="http://schemas.openxmlformats.org/officeDocument/2006/customXml" ds:itemID="{B1977F7D-205B-4081-913C-38D41E755F92}">
   <ds:schemaRefs>
     <ds:schemaRef ds:uri="http://www.wps.cn/officeDocument/2013/wpsCustomData"/>
   </ds:schemaRefs>
 </ds:datastoreItem>
-</file>
-
-<file path=customXml/itemProps2.xml><?xml version="1.0" encoding="utf-8"?>
-<ds:datastoreItem xmlns:ds="http://schemas.openxmlformats.org/officeDocument/2006/customXml" ds:itemID="{539A0152-B7CB-49D1-98F3-8A1421F55D6E}">
-  <ds:schemaRefs>
-    <ds:schemaRef ds:uri="http://schemas.openxmlformats.org/officeDocument/2006/bibliography"/>
-  </ds:schemaRefs>
-</ds:datastoreItem>
 </file>
--- a/cover_file/master_cover.docx
+++ b/cover_file/master_cover.docx
@@ -41,10 +41,10 @@
           <w:sz w:val="28"/>
         </w:rPr>
         <w:drawing>
-          <wp:inline distT="0" distB="0" distL="114300" distR="114300" wp14:anchorId="228E6657" wp14:editId="4BF8DF03">
-            <wp:extent cx="4355465" cy="989330"/>
-            <wp:effectExtent l="0" t="0" r="3175" b="1270"/>
-            <wp:docPr id="4" name="图片 4" descr="scut_new_logo2"/>
+          <wp:inline distT="0" distB="0" distL="0" distR="0" wp14:anchorId="37C31FB5" wp14:editId="68DD7B1C">
+            <wp:extent cx="4323080" cy="977900"/>
+            <wp:effectExtent l="0" t="0" r="1270" b="0"/>
+            <wp:docPr id="571903095" name="图片 8"/>
             <wp:cNvGraphicFramePr>
               <a:graphicFrameLocks xmlns:a="http://schemas.openxmlformats.org/drawingml/2006/main" noChangeAspect="1"/>
             </wp:cNvGraphicFramePr>
@@ -52,21 +52,28 @@
               <a:graphicData uri="http://schemas.openxmlformats.org/drawingml/2006/picture">
                 <pic:pic xmlns:pic="http://schemas.openxmlformats.org/drawingml/2006/picture">
                   <pic:nvPicPr>
-                    <pic:cNvPr id="4" name="图片 4" descr="scut_new_logo2"/>
+                    <pic:cNvPr id="0" name="Picture 30"/>
                     <pic:cNvPicPr>
-                      <a:picLocks noChangeAspect="1"/>
+                      <a:picLocks noChangeAspect="1" noChangeArrowheads="1"/>
                     </pic:cNvPicPr>
                   </pic:nvPicPr>
                   <pic:blipFill>
-                    <a:blip r:embed="rId8"/>
+                    <a:blip r:embed="rId8" cstate="print">
+                      <a:extLst>
+                        <a:ext uri="{28A0092B-C50C-407E-A947-70E740481C1C}">
+                          <a14:useLocalDpi xmlns:a14="http://schemas.microsoft.com/office/drawing/2010/main" val="0"/>
+                        </a:ext>
+                      </a:extLst>
+                    </a:blip>
+                    <a:srcRect/>
                     <a:stretch>
                       <a:fillRect/>
                     </a:stretch>
                   </pic:blipFill>
-                  <pic:spPr>
+                  <pic:spPr bwMode="auto">
                     <a:xfrm>
                       <a:off x="0" y="0"/>
-                      <a:ext cx="4355465" cy="989330"/>
+                      <a:ext cx="4323080" cy="977900"/>
                     </a:xfrm>
                     <a:prstGeom prst="rect">
                       <a:avLst/>
@@ -251,7 +258,6 @@
     <w:p>
       <w:pPr>
         <w:rPr>
-          <w:rFonts w:hint="eastAsia"/>
           <w:b/>
           <w:bCs/>
           <w:sz w:val="28"/>
@@ -261,7 +267,6 @@
     <w:p>
       <w:pPr>
         <w:rPr>
-          <w:rFonts w:hint="eastAsia"/>
           <w:b/>
           <w:bCs/>
           <w:sz w:val="28"/>
@@ -1551,7 +1556,6 @@
       <w:pPr>
         <w:spacing w:before="50" w:after="50" w:line="360" w:lineRule="auto"/>
         <w:rPr>
-          <w:rFonts w:hint="eastAsia"/>
           <w:color w:val="000000"/>
         </w:rPr>
       </w:pPr>
@@ -1697,14 +1701,14 @@
           <w:rFonts w:hint="eastAsia"/>
           <w:color w:val="000000"/>
         </w:rPr>
-        <w:t>工</w:t>
-      </w:r>
-      <w:r>
-        <w:rPr>
-          <w:rFonts w:hint="eastAsia"/>
-          <w:color w:val="000000"/>
-        </w:rPr>
-        <w:t>学硕士</w:t>
+        <w:t>电子信息</w:t>
+      </w:r>
+      <w:r>
+        <w:rPr>
+          <w:rFonts w:hint="eastAsia"/>
+          <w:color w:val="000000"/>
+        </w:rPr>
+        <w:t>硕士</w:t>
       </w:r>
       <w:r>
         <w:rPr>
@@ -1957,7 +1961,7 @@
           <w:rFonts w:hint="eastAsia"/>
           <w:color w:val="000000"/>
         </w:rPr>
-        <w:t>6</w:t>
+        <w:t>5</w:t>
       </w:r>
       <w:r>
         <w:rPr>
@@ -1991,6 +1995,13 @@
           <w:rFonts w:hint="eastAsia"/>
           <w:color w:val="000000"/>
         </w:rPr>
+        <w:t>8</w:t>
+      </w:r>
+      <w:r>
+        <w:rPr>
+          <w:rFonts w:hint="eastAsia"/>
+          <w:color w:val="000000"/>
+        </w:rPr>
         <w:t xml:space="preserve"> </w:t>
       </w:r>
       <w:r>
@@ -2127,7 +2138,23 @@
           <w:color w:val="000000"/>
           <w:u w:val="single"/>
         </w:rPr>
-        <w:t xml:space="preserve">     </w:t>
+        <w:t xml:space="preserve">  </w:t>
+      </w:r>
+      <w:r>
+        <w:rPr>
+          <w:rFonts w:hint="eastAsia"/>
+          <w:color w:val="000000"/>
+          <w:u w:val="single"/>
+        </w:rPr>
+        <w:t>谢巍</w:t>
+      </w:r>
+      <w:r>
+        <w:rPr>
+          <w:rFonts w:hint="eastAsia"/>
+          <w:color w:val="000000"/>
+          <w:u w:val="single"/>
+        </w:rPr>
+        <w:t xml:space="preserve">  </w:t>
       </w:r>
       <w:r>
         <w:rPr>
@@ -2163,7 +2190,39 @@
           <w:color w:val="000000"/>
           <w:u w:val="single"/>
         </w:rPr>
-        <w:t xml:space="preserve">                                      </w:t>
+        <w:t xml:space="preserve">  </w:t>
+      </w:r>
+      <w:r>
+        <w:rPr>
+          <w:rFonts w:hint="eastAsia"/>
+          <w:color w:val="000000"/>
+          <w:u w:val="single"/>
+        </w:rPr>
+        <w:t>张浪文、程子欢</w:t>
+      </w:r>
+      <w:r>
+        <w:rPr>
+          <w:rFonts w:hint="eastAsia"/>
+          <w:color w:val="000000"/>
+          <w:u w:val="single"/>
+        </w:rPr>
+        <w:t xml:space="preserve">          </w:t>
+      </w:r>
+      <w:r>
+        <w:rPr>
+          <w:rFonts w:hint="eastAsia"/>
+          <w:color w:val="000000"/>
+          <w:u w:val="single"/>
+        </w:rPr>
+        <w:t xml:space="preserve">  </w:t>
+      </w:r>
+      <w:r>
+        <w:rPr>
+          <w:rFonts w:hint="eastAsia"/>
+          <w:color w:val="000000"/>
+          <w:u w:val="single"/>
+        </w:rPr>
+        <w:t xml:space="preserve">                 </w:t>
       </w:r>
       <w:r>
         <w:rPr>
@@ -2185,7 +2244,6 @@
         <w:widowControl/>
         <w:jc w:val="left"/>
         <w:rPr>
-          <w:rFonts w:hint="eastAsia"/>
           <w:color w:val="000000"/>
         </w:rPr>
       </w:pPr>
@@ -2759,7 +2817,15 @@
           <w:sz w:val="28"/>
           <w:szCs w:val="21"/>
         </w:rPr>
-        <w:t xml:space="preserve">           </w:t>
+        <w:t xml:space="preserve"> </w:t>
+      </w:r>
+      <w:r>
+        <w:rPr>
+          <w:color w:val="000000"/>
+          <w:sz w:val="28"/>
+          <w:szCs w:val="21"/>
+        </w:rPr>
+        <w:t>13609762077</w:t>
       </w:r>
       <w:r>
         <w:rPr>
@@ -2768,7 +2834,15 @@
           <w:sz w:val="28"/>
           <w:szCs w:val="21"/>
         </w:rPr>
-        <w:t xml:space="preserve">   电子邮箱：</w:t>
+        <w:t xml:space="preserve">  电子邮箱：</w:t>
+      </w:r>
+      <w:r>
+        <w:rPr>
+          <w:color w:val="000000"/>
+          <w:sz w:val="28"/>
+          <w:szCs w:val="21"/>
+        </w:rPr>
+        <w:t>shan.xl@qq.com</w:t>
       </w:r>
     </w:p>
     <w:p>
@@ -2791,25 +2865,37 @@
         <w:rPr>
           <w:rFonts w:hint="eastAsia"/>
           <w:color w:val="000000"/>
-          <w:sz w:val="24"/>
-        </w:rPr>
-        <w:t>广东省广州市天河区华南理工大学（五山校区）</w:t>
-      </w:r>
-      <w:r>
-        <w:rPr>
-          <w:rFonts w:hint="eastAsia"/>
-          <w:color w:val="000000"/>
-          <w:sz w:val="24"/>
-        </w:rPr>
-        <w:t>3</w:t>
-      </w:r>
-      <w:r>
-        <w:rPr>
-          <w:rFonts w:hint="eastAsia"/>
-          <w:color w:val="000000"/>
-          <w:sz w:val="24"/>
-        </w:rPr>
-        <w:t>号楼</w:t>
+          <w:sz w:val="28"/>
+          <w:szCs w:val="28"/>
+        </w:rPr>
+        <w:t>广东省广州市天河区华南理工大学</w:t>
+      </w:r>
+      <w:r>
+        <w:rPr>
+          <w:rFonts w:hint="eastAsia"/>
+          <w:color w:val="000000"/>
+          <w:sz w:val="28"/>
+          <w:szCs w:val="28"/>
+        </w:rPr>
+        <w:t>（</w:t>
+      </w:r>
+      <w:r>
+        <w:rPr>
+          <w:rFonts w:hint="eastAsia"/>
+          <w:color w:val="000000"/>
+          <w:sz w:val="28"/>
+          <w:szCs w:val="28"/>
+        </w:rPr>
+        <w:t>510641</w:t>
+      </w:r>
+      <w:r>
+        <w:rPr>
+          <w:rFonts w:hint="eastAsia"/>
+          <w:color w:val="000000"/>
+          <w:sz w:val="28"/>
+          <w:szCs w:val="28"/>
+        </w:rPr>
+        <w:t>）</w:t>
       </w:r>
     </w:p>
     <w:p>
@@ -3558,10 +3644,6 @@
 </file>
 
 <file path=customXml/item1.xml><?xml version="1.0" encoding="utf-8"?>
-<b:Sources xmlns:b="http://schemas.openxmlformats.org/officeDocument/2006/bibliography" xmlns="http://schemas.openxmlformats.org/officeDocument/2006/bibliography" SelectedStyle="\APASixthEditionOfficeOnline.xsl" StyleName="APA" Version="6"/>
-</file>
-
-<file path=customXml/item2.xml><?xml version="1.0" encoding="utf-8"?>
 <s:customData xmlns="http://www.wps.cn/officeDocument/2013/wpsCustomData" xmlns:s="http://www.wps.cn/officeDocument/2013/wpsCustomData">
   <customSectProps>
     <customSectPr/>
@@ -3569,18 +3651,22 @@
 </s:customData>
 </file>
 
+<file path=customXml/item2.xml><?xml version="1.0" encoding="utf-8"?>
+<b:Sources xmlns:b="http://schemas.openxmlformats.org/officeDocument/2006/bibliography" xmlns="http://schemas.openxmlformats.org/officeDocument/2006/bibliography" SelectedStyle="\APASixthEditionOfficeOnline.xsl" StyleName="APA" Version="6"/>
+</file>
+
 <file path=customXml/itemProps1.xml><?xml version="1.0" encoding="utf-8"?>
+<ds:datastoreItem xmlns:ds="http://schemas.openxmlformats.org/officeDocument/2006/customXml" ds:itemID="{B1977F7D-205B-4081-913C-38D41E755F92}">
+  <ds:schemaRefs>
+    <ds:schemaRef ds:uri="http://www.wps.cn/officeDocument/2013/wpsCustomData"/>
+  </ds:schemaRefs>
+</ds:datastoreItem>
+</file>
+
+<file path=customXml/itemProps2.xml><?xml version="1.0" encoding="utf-8"?>
 <ds:datastoreItem xmlns:ds="http://schemas.openxmlformats.org/officeDocument/2006/customXml" ds:itemID="{539A0152-B7CB-49D1-98F3-8A1421F55D6E}">
   <ds:schemaRefs>
     <ds:schemaRef ds:uri="http://schemas.openxmlformats.org/officeDocument/2006/bibliography"/>
   </ds:schemaRefs>
 </ds:datastoreItem>
-</file>
-
-<file path=customXml/itemProps2.xml><?xml version="1.0" encoding="utf-8"?>
-<ds:datastoreItem xmlns:ds="http://schemas.openxmlformats.org/officeDocument/2006/customXml" ds:itemID="{B1977F7D-205B-4081-913C-38D41E755F92}">
-  <ds:schemaRefs>
-    <ds:schemaRef ds:uri="http://www.wps.cn/officeDocument/2013/wpsCustomData"/>
-  </ds:schemaRefs>
-</ds:datastoreItem>
 </file>